--- a/generador/plantillas/18_Informe_satisfaccion_CD.docx
+++ b/generador/plantillas/18_Informe_satisfaccion_CD.docx
@@ -242,31 +242,14 @@
         </w:rPr>
         <w:t xml:space="preserve"> </w:t>
       </w:r>
-      <w:sdt>
-        <w:sdtPr>
-          <w:rPr>
-            <w:rFonts w:ascii="Titillium Web" w:hAnsi="Titillium Web"/>
-            <w:sz w:val="22"/>
-            <w:szCs w:val="22"/>
-          </w:rPr>
-          <w:id w:val="1997526782"/>
-          <w:temporary/>
-          <w:comboBox>
-            <w:listItem w:displayText="administrador contador" w:value="administrador contador"/>
-            <w:listItem w:displayText="administradora contadora" w:value="administradora contadora"/>
-          </w:comboBox>
-        </w:sdtPr>
-        <w:sdtContent>
-          <w:r>
-            <w:rPr>
-              <w:rFonts w:ascii="Titillium Web" w:hAnsi="Titillium Web"/>
-              <w:sz w:val="22"/>
-              <w:szCs w:val="22"/>
-            </w:rPr>
-            <w:t>Administrador/a contador/a</w:t>
-          </w:r>
-        </w:sdtContent>
-      </w:sdt>
+      <w:r>
+        <w:rPr>
+          <w:rFonts w:ascii="Titillium Web" w:hAnsi="Titillium Web"/>
+          <w:sz w:val="22"/>
+          <w:szCs w:val="22"/>
+        </w:rPr>
+        <w:t xml:space="preserve">{administradoracontadora}</w:t>
+      </w:r>
       <w:r>
         <w:rPr>
           <w:rFonts w:ascii="Titillium Web" w:hAnsi="Titillium Web"/>
@@ -371,31 +354,14 @@
         </w:rPr>
         <w:t xml:space="preserve"> - </w:t>
       </w:r>
-      <w:sdt>
-        <w:sdtPr>
-          <w:rPr>
-            <w:rFonts w:ascii="Titillium Web" w:eastAsia="Arial" w:hAnsi="Titillium Web" w:cs="Arial"/>
-            <w:sz w:val="22"/>
-            <w:szCs w:val="22"/>
-          </w:rPr>
-          <w:id w:val="-2073340068"/>
-          <w:temporary/>
-          <w:comboBox>
-            <w:listItem w:displayText="administrador" w:value="administrador"/>
-            <w:listItem w:displayText="administradora" w:value="administradora"/>
-          </w:comboBox>
-        </w:sdtPr>
-        <w:sdtContent>
-          <w:r>
-            <w:rPr>
-              <w:rFonts w:ascii="Titillium Web" w:eastAsia="Arial" w:hAnsi="Titillium Web" w:cs="Arial"/>
-              <w:sz w:val="22"/>
-              <w:szCs w:val="22"/>
-            </w:rPr>
-            <w:t>Administrador/a</w:t>
-          </w:r>
-        </w:sdtContent>
-      </w:sdt>
+      <w:r>
+        <w:rPr>
+          <w:rFonts w:ascii="Titillium Web" w:eastAsia="Arial" w:hAnsi="Titillium Web" w:cs="Arial"/>
+          <w:sz w:val="22"/>
+          <w:szCs w:val="22"/>
+        </w:rPr>
+        <w:t xml:space="preserve">{administradorAP}</w:t>
+      </w:r>
       <w:r>
         <w:rPr>
           <w:rFonts w:ascii="Titillium Web" w:eastAsia="Arial" w:hAnsi="Titillium Web" w:cs="Arial"/>
@@ -1021,31 +987,14 @@
         </w:rPr>
         <w:t xml:space="preserve"> - </w:t>
       </w:r>
-      <w:sdt>
-        <w:sdtPr>
-          <w:rPr>
-            <w:rFonts w:ascii="Titillium Web" w:eastAsia="Arial" w:hAnsi="Titillium Web" w:cs="Arial"/>
-            <w:sz w:val="22"/>
-            <w:szCs w:val="22"/>
-          </w:rPr>
-          <w:id w:val="973105860"/>
-          <w:temporary/>
-          <w:comboBox>
-            <w:listItem w:displayText="administrador" w:value="administrador"/>
-            <w:listItem w:displayText="administradora" w:value="administradora"/>
-          </w:comboBox>
-        </w:sdtPr>
-        <w:sdtContent>
-          <w:r>
-            <w:rPr>
-              <w:rFonts w:ascii="Titillium Web" w:eastAsia="Arial" w:hAnsi="Titillium Web" w:cs="Arial"/>
-              <w:sz w:val="22"/>
-              <w:szCs w:val="22"/>
-            </w:rPr>
-            <w:t>Administrador/a</w:t>
-          </w:r>
-        </w:sdtContent>
-      </w:sdt>
+      <w:r>
+        <w:rPr>
+          <w:rFonts w:ascii="Titillium Web" w:eastAsia="Arial" w:hAnsi="Titillium Web" w:cs="Arial"/>
+          <w:sz w:val="22"/>
+          <w:szCs w:val="22"/>
+        </w:rPr>
+        <w:t xml:space="preserve">{administradorAP}</w:t>
+      </w:r>
       <w:r>
         <w:rPr>
           <w:rFonts w:ascii="Titillium Web" w:eastAsia="Arial" w:hAnsi="Titillium Web" w:cs="Arial"/>
@@ -1303,33 +1252,15 @@
         </w:rPr>
         <w:t xml:space="preserve">El FIAS, en su calidad de administrador de fondos del FAP, declara haber cancelado </w:t>
       </w:r>
-      <w:sdt>
-        <w:sdtPr>
-          <w:rPr>
-            <w:rFonts w:ascii="Titillium Web" w:hAnsi="Titillium Web"/>
-            <w:bCs/>
-            <w:sz w:val="22"/>
-            <w:szCs w:val="22"/>
-          </w:rPr>
-          <w:id w:val="1204907785"/>
-          <w:temporary/>
-          <w:comboBox>
-            <w:listItem w:displayText="al proveedor" w:value="al proveedor"/>
-            <w:listItem w:displayText="a la proveedora" w:value="a la proveedora"/>
-          </w:comboBox>
-        </w:sdtPr>
-        <w:sdtContent>
-          <w:r>
-            <w:rPr>
-              <w:rFonts w:ascii="Titillium Web" w:hAnsi="Titillium Web"/>
-              <w:bCs/>
-              <w:sz w:val="22"/>
-              <w:szCs w:val="22"/>
-            </w:rPr>
-            <w:t>al/la proveedor/a</w:t>
-          </w:r>
-        </w:sdtContent>
-      </w:sdt>
+      <w:r>
+        <w:rPr>
+          <w:rFonts w:ascii="Titillium Web" w:hAnsi="Titillium Web"/>
+          <w:bCs/>
+          <w:sz w:val="22"/>
+          <w:szCs w:val="22"/>
+        </w:rPr>
+        <w:t xml:space="preserve">{alALaProveedor}</w:t>
+      </w:r>
       <w:r>
         <w:rPr>
           <w:rFonts w:ascii="Titillium Web" w:hAnsi="Titillium Web"/>
@@ -2237,37 +2168,17 @@
         </w:rPr>
         <w:t xml:space="preserve"> que </w:t>
       </w:r>
-      <w:sdt>
-        <w:sdtPr>
-          <w:rPr>
-            <w:rFonts w:ascii="Titillium Web" w:eastAsia="Arial Unicode MS" w:hAnsi="Titillium Web"/>
-            <w:bCs/>
-            <w:iCs/>
-            <w:kern w:val="2"/>
-            <w:sz w:val="22"/>
-            <w:szCs w:val="22"/>
-          </w:rPr>
-          <w:id w:val="1813751866"/>
-          <w:temporary/>
-          <w:comboBox>
-            <w:listItem w:displayText="el proveedor" w:value="el proveedor"/>
-            <w:listItem w:displayText="la proveedora" w:value="la proveedora"/>
-          </w:comboBox>
-        </w:sdtPr>
-        <w:sdtContent>
-          <w:r>
-            <w:rPr>
-              <w:rFonts w:ascii="Titillium Web" w:eastAsia="Arial Unicode MS" w:hAnsi="Titillium Web"/>
-              <w:bCs/>
-              <w:iCs/>
-              <w:kern w:val="2"/>
-              <w:sz w:val="22"/>
-              <w:szCs w:val="22"/>
-            </w:rPr>
-            <w:t>el/la proveedor</w:t>
-          </w:r>
-        </w:sdtContent>
-      </w:sdt>
+      <w:r>
+        <w:rPr>
+          <w:rFonts w:ascii="Titillium Web" w:eastAsia="Arial Unicode MS" w:hAnsi="Titillium Web"/>
+          <w:bCs/>
+          <w:iCs/>
+          <w:kern w:val="2"/>
+          <w:sz w:val="22"/>
+          <w:szCs w:val="22"/>
+        </w:rPr>
+        <w:t xml:space="preserve">{elLaProveedor}</w:t>
+      </w:r>
       <w:r>
         <w:rPr>
           <w:rFonts w:ascii="Titillium Web" w:hAnsi="Titillium Web"/>
@@ -2304,31 +2215,14 @@
         </w:rPr>
         <w:t xml:space="preserve"> ha entregado </w:t>
       </w:r>
-      <w:sdt>
-        <w:sdtPr>
-          <w:rPr>
-            <w:rFonts w:ascii="Titillium Web" w:hAnsi="Titillium Web"/>
-            <w:sz w:val="22"/>
-            <w:szCs w:val="22"/>
-          </w:rPr>
-          <w:id w:val="76405625"/>
-          <w:temporary/>
-          <w:comboBox>
-            <w:listItem w:displayText="el producto" w:value="el producto"/>
-            <w:listItem w:displayText="los productos" w:value="los productos"/>
-          </w:comboBox>
-        </w:sdtPr>
-        <w:sdtContent>
-          <w:r>
-            <w:rPr>
-              <w:rFonts w:ascii="Titillium Web" w:hAnsi="Titillium Web"/>
-              <w:sz w:val="22"/>
-              <w:szCs w:val="22"/>
-            </w:rPr>
-            <w:t>el/los producto/s</w:t>
-          </w:r>
-        </w:sdtContent>
-      </w:sdt>
+      <w:r>
+        <w:rPr>
+          <w:rFonts w:ascii="Titillium Web" w:hAnsi="Titillium Web"/>
+          <w:sz w:val="22"/>
+          <w:szCs w:val="22"/>
+        </w:rPr>
+        <w:t xml:space="preserve">{elLosProducto}</w:t>
+      </w:r>
       <w:r>
         <w:rPr>
           <w:rFonts w:ascii="Titillium Web" w:hAnsi="Titillium Web"/>
@@ -2446,33 +2340,15 @@
                 <w:szCs w:val="22"/>
               </w:rPr>
             </w:pPr>
-            <w:sdt>
-              <w:sdtPr>
-                <w:rPr>
-                  <w:rFonts w:ascii="Titillium Web" w:eastAsia="Arial" w:hAnsi="Titillium Web" w:cs="Arial"/>
-                  <w:bCs/>
-                  <w:sz w:val="22"/>
-                  <w:szCs w:val="22"/>
-                </w:rPr>
-                <w:id w:val="1425534126"/>
-                <w:temporary/>
-                <w:comboBox>
-                  <w:listItem w:displayText="Administrador" w:value="Administrador"/>
-                  <w:listItem w:displayText="Administradora" w:value="Administradora"/>
-                </w:comboBox>
-              </w:sdtPr>
-              <w:sdtContent>
-                <w:r>
-                  <w:rPr>
-                    <w:rFonts w:ascii="Titillium Web" w:eastAsia="Arial" w:hAnsi="Titillium Web" w:cs="Arial"/>
-                    <w:bCs/>
-                    <w:sz w:val="22"/>
-                    <w:szCs w:val="22"/>
-                  </w:rPr>
-                  <w:t>Administrador/a</w:t>
-                </w:r>
-              </w:sdtContent>
-            </w:sdt>
+            <w:r>
+              <w:rPr>
+                <w:rFonts w:ascii="Titillium Web" w:eastAsia="Arial" w:hAnsi="Titillium Web" w:cs="Arial"/>
+                <w:bCs/>
+                <w:sz w:val="22"/>
+                <w:szCs w:val="22"/>
+              </w:rPr>
+              <w:t xml:space="preserve">{AdministradoraAP}</w:t>
+            </w:r>
             <w:r>
               <w:rPr>
                 <w:rFonts w:ascii="Titillium Web" w:eastAsia="Arial" w:hAnsi="Titillium Web" w:cs="Arial"/>
@@ -2551,44 +2427,15 @@
               <w:t>{ac}</w:t>
             </w:r>
           </w:p>
-          <w:sdt>
-            <w:sdtPr>
-              <w:rPr>
-                <w:rFonts w:ascii="Titillium Web" w:eastAsia="Arial" w:hAnsi="Titillium Web" w:cs="Arial"/>
-                <w:sz w:val="22"/>
-                <w:szCs w:val="22"/>
-                <w:lang w:val="es-ES"/>
-              </w:rPr>
-              <w:id w:val="-1906209875"/>
-              <w:temporary/>
-              <w:comboBox>
-                <w:listItem w:displayText="Administrador contador" w:value="Administrador contador"/>
-                <w:listItem w:displayText="Administradora contadora" w:value="Administradora contadora"/>
-              </w:comboBox>
-            </w:sdtPr>
-            <w:sdtContent>
-              <w:p>
-                <w:pPr>
-                  <w:jc w:val="center"/>
-                  <w:rPr>
-                    <w:rFonts w:ascii="Titillium Web" w:eastAsia="Arial" w:hAnsi="Titillium Web" w:cs="Arial"/>
-                    <w:sz w:val="22"/>
-                    <w:szCs w:val="22"/>
-                    <w:lang w:val="es-ES"/>
-                  </w:rPr>
-                </w:pPr>
-                <w:r>
-                  <w:rPr>
-                    <w:rFonts w:ascii="Titillium Web" w:eastAsia="Arial" w:hAnsi="Titillium Web" w:cs="Arial"/>
-                    <w:sz w:val="22"/>
-                    <w:szCs w:val="22"/>
-                    <w:lang w:val="es-ES"/>
-                  </w:rPr>
-                  <w:t>Administrador/a Contador/a</w:t>
-                </w:r>
-              </w:p>
-            </w:sdtContent>
-          </w:sdt>
+          <w:r>
+            <w:rPr>
+              <w:rFonts w:ascii="Titillium Web" w:eastAsia="Arial" w:hAnsi="Titillium Web" w:cs="Arial"/>
+              <w:sz w:val="22"/>
+              <w:szCs w:val="22"/>
+              <w:lang w:val="es-ES"/>
+            </w:rPr>
+            <w:t xml:space="preserve">{AdminContador}</w:t>
+          </w:r>
           <w:p>
             <w:pPr>
               <w:jc w:val="center"/>

--- a/generador/plantillas/18_Informe_satisfaccion_CD.docx
+++ b/generador/plantillas/18_Informe_satisfaccion_CD.docx
@@ -2427,15 +2427,26 @@
               <w:t>{ac}</w:t>
             </w:r>
           </w:p>
-          <w:r>
-            <w:rPr>
-              <w:rFonts w:ascii="Titillium Web" w:eastAsia="Arial" w:hAnsi="Titillium Web" w:cs="Arial"/>
-              <w:sz w:val="22"/>
-              <w:szCs w:val="22"/>
-              <w:lang w:val="es-ES"/>
-            </w:rPr>
-            <w:t xml:space="preserve">{AdminContador}</w:t>
-          </w:r>
+          <w:p>
+            <w:pPr>
+              <w:jc w:val="center"/>
+              <w:rPr>
+                <w:rFonts w:ascii="Titillium Web" w:eastAsia="Arial" w:hAnsi="Titillium Web" w:cs="Arial"/>
+                <w:sz w:val="22"/>
+                <w:szCs w:val="22"/>
+                <w:lang w:val="es-ES"/>
+              </w:rPr>
+            </w:pPr>
+            <w:r>
+              <w:rPr>
+                <w:rFonts w:ascii="Titillium Web" w:eastAsia="Arial" w:hAnsi="Titillium Web" w:cs="Arial"/>
+                <w:sz w:val="22"/>
+                <w:szCs w:val="22"/>
+                <w:lang w:val="es-ES"/>
+              </w:rPr>
+              <w:t xml:space="preserve">{AdminContador}</w:t>
+            </w:r>
+          </w:p>
           <w:p>
             <w:pPr>
               <w:jc w:val="center"/>

--- a/generador/plantillas/18_Informe_satisfaccion_CD.docx
+++ b/generador/plantillas/18_Informe_satisfaccion_CD.docx
@@ -11,8 +11,8 @@
         <w:rPr>
           <w:rFonts w:ascii="Titillium Web" w:hAnsi="Titillium Web"/>
           <w:b/>
-          <w:sz w:val="22"/>
-          <w:szCs w:val="22"/>
+          <w:sz w:val="20"/>
+          <w:szCs w:val="20"/>
           <w:lang w:val="es-ES"/>
         </w:rPr>
       </w:pPr>
@@ -20,8 +20,8 @@
         <w:rPr>
           <w:rFonts w:ascii="Titillium Web" w:hAnsi="Titillium Web"/>
           <w:b/>
-          <w:sz w:val="22"/>
-          <w:szCs w:val="22"/>
+          <w:sz w:val="20"/>
+          <w:szCs w:val="20"/>
           <w:lang w:val="es-ES"/>
         </w:rPr>
         <w:t>COMPARECIENTES:</w:t>
@@ -30,8 +30,8 @@
         <w:rPr>
           <w:rFonts w:ascii="Titillium Web" w:hAnsi="Titillium Web"/>
           <w:b/>
-          <w:sz w:val="22"/>
-          <w:szCs w:val="22"/>
+          <w:sz w:val="20"/>
+          <w:szCs w:val="20"/>
           <w:lang w:val="es-ES"/>
         </w:rPr>
         <w:tab/>
@@ -41,8 +41,8 @@
       <w:pPr>
         <w:rPr>
           <w:rFonts w:ascii="Titillium Web" w:hAnsi="Titillium Web"/>
-          <w:sz w:val="22"/>
-          <w:szCs w:val="22"/>
+          <w:sz w:val="20"/>
+          <w:szCs w:val="20"/>
           <w:lang w:val="es-ES"/>
         </w:rPr>
       </w:pPr>
@@ -57,15 +57,15 @@
         <w:jc w:val="both"/>
         <w:rPr>
           <w:rFonts w:ascii="Titillium Web" w:hAnsi="Titillium Web"/>
-          <w:sz w:val="22"/>
-          <w:szCs w:val="22"/>
-        </w:rPr>
-      </w:pPr>
-      <w:r>
-        <w:rPr>
-          <w:rFonts w:ascii="Titillium Web" w:hAnsi="Titillium Web"/>
-          <w:sz w:val="22"/>
-          <w:szCs w:val="22"/>
+          <w:sz w:val="20"/>
+          <w:szCs w:val="20"/>
+        </w:rPr>
+      </w:pPr>
+      <w:r>
+        <w:rPr>
+          <w:rFonts w:ascii="Titillium Web" w:hAnsi="Titillium Web"/>
+          <w:sz w:val="20"/>
+          <w:szCs w:val="20"/>
           <w:lang w:val="es-ES"/>
         </w:rPr>
         <w:t xml:space="preserve">En la ciudad de </w:t>
@@ -73,8 +73,8 @@
       <w:r>
         <w:rPr>
           <w:rFonts w:ascii="Titillium Web" w:hAnsi="Titillium Web"/>
-          <w:sz w:val="22"/>
-          <w:szCs w:val="22"/>
+          <w:sz w:val="20"/>
+          <w:szCs w:val="20"/>
           <w:lang w:val="es-ES"/>
         </w:rPr>
         <w:t>{ciudad}</w:t>
@@ -82,8 +82,8 @@
       <w:r>
         <w:rPr>
           <w:rFonts w:ascii="Titillium Web" w:hAnsi="Titillium Web"/>
-          <w:sz w:val="22"/>
-          <w:szCs w:val="22"/>
+          <w:sz w:val="20"/>
+          <w:szCs w:val="20"/>
           <w:lang w:val="es-ES"/>
         </w:rPr>
         <w:t xml:space="preserve">, el </w:t>
@@ -91,8 +91,8 @@
       <w:r>
         <w:rPr>
           <w:rFonts w:ascii="Titillium Web" w:hAnsi="Titillium Web"/>
-          <w:sz w:val="22"/>
-          <w:szCs w:val="22"/>
+          <w:sz w:val="20"/>
+          <w:szCs w:val="20"/>
           <w:lang w:val="es-ES"/>
         </w:rPr>
         <w:t>{</w:t>
@@ -101,8 +101,8 @@
       <w:r>
         <w:rPr>
           <w:rFonts w:ascii="Titillium Web" w:hAnsi="Titillium Web"/>
-          <w:sz w:val="22"/>
-          <w:szCs w:val="22"/>
+          <w:sz w:val="20"/>
+          <w:szCs w:val="20"/>
           <w:lang w:val="es-ES"/>
         </w:rPr>
         <w:t>fechaRecepcion</w:t>
@@ -111,8 +111,8 @@
       <w:r>
         <w:rPr>
           <w:rFonts w:ascii="Titillium Web" w:hAnsi="Titillium Web"/>
-          <w:sz w:val="22"/>
-          <w:szCs w:val="22"/>
+          <w:sz w:val="20"/>
+          <w:szCs w:val="20"/>
           <w:lang w:val="es-ES"/>
         </w:rPr>
         <w:t>}</w:t>
@@ -120,8 +120,8 @@
       <w:r>
         <w:rPr>
           <w:rFonts w:ascii="Titillium Web" w:hAnsi="Titillium Web"/>
-          <w:sz w:val="22"/>
-          <w:szCs w:val="22"/>
+          <w:sz w:val="20"/>
+          <w:szCs w:val="20"/>
           <w:lang w:val="es-ES"/>
         </w:rPr>
         <w:t>,</w:t>
@@ -129,8 +129,8 @@
       <w:r>
         <w:rPr>
           <w:rFonts w:ascii="Titillium Web" w:hAnsi="Titillium Web"/>
-          <w:sz w:val="22"/>
-          <w:szCs w:val="22"/>
+          <w:sz w:val="20"/>
+          <w:szCs w:val="20"/>
           <w:lang w:val="es-ES"/>
         </w:rPr>
         <w:t xml:space="preserve"> comparecen</w:t>
@@ -138,8 +138,8 @@
       <w:r>
         <w:rPr>
           <w:rFonts w:ascii="Titillium Web" w:hAnsi="Titillium Web"/>
-          <w:sz w:val="22"/>
-          <w:szCs w:val="22"/>
+          <w:sz w:val="20"/>
+          <w:szCs w:val="20"/>
           <w:lang w:val="es-ES"/>
         </w:rPr>
         <w:t>,</w:t>
@@ -147,8 +147,8 @@
       <w:r>
         <w:rPr>
           <w:rFonts w:ascii="Titillium Web" w:hAnsi="Titillium Web"/>
-          <w:sz w:val="22"/>
-          <w:szCs w:val="22"/>
+          <w:sz w:val="20"/>
+          <w:szCs w:val="20"/>
           <w:lang w:val="es-ES"/>
         </w:rPr>
         <w:t xml:space="preserve"> por una parte, </w:t>
@@ -156,8 +156,8 @@
       <w:r>
         <w:rPr>
           <w:rFonts w:ascii="Titillium Web" w:hAnsi="Titillium Web"/>
-          <w:sz w:val="22"/>
-          <w:szCs w:val="22"/>
+          <w:sz w:val="20"/>
+          <w:szCs w:val="20"/>
           <w:lang w:val="es-ES"/>
         </w:rPr>
         <w:t xml:space="preserve">por </w:t>
@@ -165,8 +165,8 @@
       <w:r>
         <w:rPr>
           <w:rFonts w:ascii="Titillium Web" w:hAnsi="Titillium Web"/>
-          <w:sz w:val="22"/>
-          <w:szCs w:val="22"/>
+          <w:sz w:val="20"/>
+          <w:szCs w:val="20"/>
           <w:lang w:val="es-ES"/>
         </w:rPr>
         <w:t>el</w:t>
@@ -174,8 +174,8 @@
       <w:r>
         <w:rPr>
           <w:rFonts w:ascii="Titillium Web" w:hAnsi="Titillium Web"/>
-          <w:sz w:val="22"/>
-          <w:szCs w:val="22"/>
+          <w:sz w:val="20"/>
+          <w:szCs w:val="20"/>
           <w:lang w:val="es-ES"/>
         </w:rPr>
         <w:t xml:space="preserve"> </w:t>
@@ -185,8 +185,8 @@
           <w:rFonts w:ascii="Titillium Web" w:hAnsi="Titillium Web"/>
           <w:b/>
           <w:iCs/>
-          <w:sz w:val="22"/>
-          <w:szCs w:val="22"/>
+          <w:sz w:val="20"/>
+          <w:szCs w:val="20"/>
           <w:lang w:val="es-ES"/>
         </w:rPr>
         <w:t>Fondo de Inversión Ambiental Sostenible (FIAS)</w:t>
@@ -194,8 +194,8 @@
       <w:r>
         <w:rPr>
           <w:rFonts w:ascii="Titillium Web" w:hAnsi="Titillium Web"/>
-          <w:sz w:val="22"/>
-          <w:szCs w:val="22"/>
+          <w:sz w:val="20"/>
+          <w:szCs w:val="20"/>
           <w:lang w:val="es-ES"/>
         </w:rPr>
         <w:t>,</w:t>
@@ -203,8 +203,8 @@
       <w:r>
         <w:rPr>
           <w:rFonts w:ascii="Titillium Web" w:hAnsi="Titillium Web"/>
-          <w:sz w:val="22"/>
-          <w:szCs w:val="22"/>
+          <w:sz w:val="20"/>
+          <w:szCs w:val="20"/>
           <w:lang w:val="es-ES"/>
         </w:rPr>
         <w:t xml:space="preserve"> representado por</w:t>
@@ -212,32 +212,24 @@
       <w:r>
         <w:rPr>
           <w:rFonts w:ascii="Titillium Web" w:eastAsia="Arial" w:hAnsi="Titillium Web" w:cs="Arial"/>
-          <w:sz w:val="22"/>
-          <w:szCs w:val="22"/>
+          <w:sz w:val="20"/>
+          <w:szCs w:val="20"/>
         </w:rPr>
         <w:t xml:space="preserve"> </w:t>
       </w:r>
       <w:r>
         <w:rPr>
           <w:rFonts w:ascii="Titillium Web" w:hAnsi="Titillium Web"/>
-          <w:sz w:val="22"/>
-          <w:szCs w:val="22"/>
-        </w:rPr>
-        <w:t>{ac}</w:t>
-      </w:r>
-      <w:r>
-        <w:rPr>
-          <w:rFonts w:ascii="Titillium Web" w:hAnsi="Titillium Web"/>
-          <w:sz w:val="22"/>
-          <w:szCs w:val="22"/>
-        </w:rPr>
-        <w:t xml:space="preserve"> -</w:t>
-      </w:r>
-      <w:r>
-        <w:rPr>
-          <w:rFonts w:ascii="Titillium Web" w:hAnsi="Titillium Web"/>
-          <w:sz w:val="22"/>
-          <w:szCs w:val="22"/>
+          <w:sz w:val="20"/>
+          <w:szCs w:val="20"/>
+        </w:rPr>
+        <w:t>{ac} -</w:t>
+      </w:r>
+      <w:r>
+        <w:rPr>
+          <w:rFonts w:ascii="Titillium Web" w:hAnsi="Titillium Web"/>
+          <w:sz w:val="20"/>
+          <w:szCs w:val="20"/>
           <w:lang w:val="es-ES"/>
         </w:rPr>
         <w:t xml:space="preserve"> </w:t>
@@ -245,24 +237,24 @@
       <w:r>
         <w:rPr>
           <w:rFonts w:ascii="Titillium Web" w:hAnsi="Titillium Web"/>
-          <w:sz w:val="22"/>
-          <w:szCs w:val="22"/>
-        </w:rPr>
-        <w:t xml:space="preserve">{administradoracontadora}</w:t>
-      </w:r>
-      <w:r>
-        <w:rPr>
-          <w:rFonts w:ascii="Titillium Web" w:hAnsi="Titillium Web"/>
-          <w:sz w:val="22"/>
-          <w:szCs w:val="22"/>
+          <w:sz w:val="20"/>
+          <w:szCs w:val="20"/>
+        </w:rPr>
+        <w:t>{administradoracontadora}</w:t>
+      </w:r>
+      <w:r>
+        <w:rPr>
+          <w:rFonts w:ascii="Titillium Web" w:hAnsi="Titillium Web"/>
+          <w:sz w:val="20"/>
+          <w:szCs w:val="20"/>
         </w:rPr>
         <w:t xml:space="preserve"> del</w:t>
       </w:r>
       <w:r>
         <w:rPr>
           <w:rFonts w:ascii="Titillium Web" w:hAnsi="Titillium Web"/>
-          <w:sz w:val="22"/>
-          <w:szCs w:val="22"/>
+          <w:sz w:val="20"/>
+          <w:szCs w:val="20"/>
         </w:rPr>
         <w:t xml:space="preserve"> área protegida {</w:t>
       </w:r>
@@ -270,8 +262,8 @@
       <w:r>
         <w:rPr>
           <w:rFonts w:ascii="Titillium Web" w:hAnsi="Titillium Web"/>
-          <w:sz w:val="22"/>
-          <w:szCs w:val="22"/>
+          <w:sz w:val="20"/>
+          <w:szCs w:val="20"/>
         </w:rPr>
         <w:t>area</w:t>
       </w:r>
@@ -279,16 +271,16 @@
       <w:r>
         <w:rPr>
           <w:rFonts w:ascii="Titillium Web" w:hAnsi="Titillium Web"/>
-          <w:sz w:val="22"/>
-          <w:szCs w:val="22"/>
+          <w:sz w:val="20"/>
+          <w:szCs w:val="20"/>
         </w:rPr>
         <w:t>}</w:t>
       </w:r>
       <w:r>
         <w:rPr>
           <w:rFonts w:ascii="Titillium Web" w:hAnsi="Titillium Web"/>
-          <w:sz w:val="22"/>
-          <w:szCs w:val="22"/>
+          <w:sz w:val="20"/>
+          <w:szCs w:val="20"/>
           <w:lang w:val="es-ES"/>
         </w:rPr>
         <w:t>,</w:t>
@@ -296,8 +288,8 @@
       <w:r>
         <w:rPr>
           <w:rFonts w:ascii="Titillium Web" w:hAnsi="Titillium Web"/>
-          <w:sz w:val="22"/>
-          <w:szCs w:val="22"/>
+          <w:sz w:val="20"/>
+          <w:szCs w:val="20"/>
           <w:lang w:val="es-ES"/>
         </w:rPr>
         <w:t xml:space="preserve"> </w:t>
@@ -305,8 +297,8 @@
       <w:r>
         <w:rPr>
           <w:rFonts w:ascii="Titillium Web" w:hAnsi="Titillium Web"/>
-          <w:sz w:val="22"/>
-          <w:szCs w:val="22"/>
+          <w:sz w:val="20"/>
+          <w:szCs w:val="20"/>
           <w:lang w:val="es-ES"/>
         </w:rPr>
         <w:t xml:space="preserve">y </w:t>
@@ -314,8 +306,8 @@
       <w:r>
         <w:rPr>
           <w:rFonts w:ascii="Titillium Web" w:hAnsi="Titillium Web"/>
-          <w:sz w:val="22"/>
-          <w:szCs w:val="22"/>
+          <w:sz w:val="20"/>
+          <w:szCs w:val="20"/>
           <w:lang w:val="es-ES"/>
         </w:rPr>
         <w:t>por otra parte</w:t>
@@ -323,8 +315,8 @@
       <w:r>
         <w:rPr>
           <w:rFonts w:ascii="Titillium Web" w:hAnsi="Titillium Web"/>
-          <w:sz w:val="22"/>
-          <w:szCs w:val="22"/>
+          <w:sz w:val="20"/>
+          <w:szCs w:val="20"/>
           <w:lang w:val="es-ES"/>
         </w:rPr>
         <w:t>,</w:t>
@@ -332,8 +324,8 @@
       <w:r>
         <w:rPr>
           <w:rFonts w:ascii="Titillium Web" w:hAnsi="Titillium Web"/>
-          <w:sz w:val="22"/>
-          <w:szCs w:val="22"/>
+          <w:sz w:val="20"/>
+          <w:szCs w:val="20"/>
           <w:lang w:val="es-ES"/>
         </w:rPr>
         <w:t xml:space="preserve"> </w:t>
@@ -341,40 +333,32 @@
       <w:r>
         <w:rPr>
           <w:rFonts w:ascii="Titillium Web" w:hAnsi="Titillium Web"/>
-          <w:sz w:val="22"/>
-          <w:szCs w:val="22"/>
-        </w:rPr>
-        <w:t>{jefe}</w:t>
-      </w:r>
-      <w:r>
-        <w:rPr>
-          <w:rFonts w:ascii="Titillium Web" w:hAnsi="Titillium Web"/>
-          <w:sz w:val="22"/>
-          <w:szCs w:val="22"/>
-        </w:rPr>
-        <w:t xml:space="preserve"> - </w:t>
+          <w:sz w:val="20"/>
+          <w:szCs w:val="20"/>
+        </w:rPr>
+        <w:t xml:space="preserve">{jefe} - </w:t>
       </w:r>
       <w:r>
         <w:rPr>
           <w:rFonts w:ascii="Titillium Web" w:eastAsia="Arial" w:hAnsi="Titillium Web" w:cs="Arial"/>
-          <w:sz w:val="22"/>
-          <w:szCs w:val="22"/>
-        </w:rPr>
-        <w:t xml:space="preserve">{administradorAP}</w:t>
+          <w:sz w:val="20"/>
+          <w:szCs w:val="20"/>
+        </w:rPr>
+        <w:t>{administradorAP}</w:t>
       </w:r>
       <w:r>
         <w:rPr>
           <w:rFonts w:ascii="Titillium Web" w:eastAsia="Arial" w:hAnsi="Titillium Web" w:cs="Arial"/>
-          <w:sz w:val="22"/>
-          <w:szCs w:val="22"/>
+          <w:sz w:val="20"/>
+          <w:szCs w:val="20"/>
         </w:rPr>
         <w:t xml:space="preserve"> del área protegida por parte del MAE</w:t>
       </w:r>
       <w:r>
         <w:rPr>
           <w:rFonts w:ascii="Titillium Web" w:hAnsi="Titillium Web"/>
-          <w:sz w:val="22"/>
-          <w:szCs w:val="22"/>
+          <w:sz w:val="20"/>
+          <w:szCs w:val="20"/>
           <w:lang w:val="es-ES"/>
         </w:rPr>
         <w:t xml:space="preserve">, </w:t>
@@ -382,32 +366,32 @@
       <w:r>
         <w:rPr>
           <w:rFonts w:ascii="Titillium Web" w:hAnsi="Titillium Web"/>
-          <w:sz w:val="22"/>
-          <w:szCs w:val="22"/>
+          <w:sz w:val="20"/>
+          <w:szCs w:val="20"/>
         </w:rPr>
         <w:t xml:space="preserve">con el objeto de suscribir </w:t>
       </w:r>
       <w:r>
         <w:rPr>
           <w:rFonts w:ascii="Titillium Web" w:hAnsi="Titillium Web"/>
-          <w:sz w:val="22"/>
-          <w:szCs w:val="22"/>
+          <w:sz w:val="20"/>
+          <w:szCs w:val="20"/>
         </w:rPr>
         <w:t>el presente informe de satisfacción</w:t>
       </w:r>
       <w:r>
         <w:rPr>
           <w:rFonts w:ascii="Titillium Web" w:hAnsi="Titillium Web"/>
-          <w:sz w:val="22"/>
-          <w:szCs w:val="22"/>
+          <w:sz w:val="20"/>
+          <w:szCs w:val="20"/>
         </w:rPr>
         <w:t xml:space="preserve">, </w:t>
       </w:r>
       <w:r>
         <w:rPr>
           <w:rFonts w:ascii="Titillium Web" w:hAnsi="Titillium Web"/>
-          <w:sz w:val="22"/>
-          <w:szCs w:val="22"/>
+          <w:sz w:val="20"/>
+          <w:szCs w:val="20"/>
         </w:rPr>
         <w:t xml:space="preserve">al tenor de las siguientes cláusulas: </w:t>
       </w:r>
@@ -418,30 +402,42 @@
         <w:rPr>
           <w:rFonts w:ascii="Titillium Web" w:hAnsi="Titillium Web"/>
           <w:b/>
-          <w:sz w:val="22"/>
-          <w:szCs w:val="22"/>
+          <w:sz w:val="20"/>
+          <w:szCs w:val="20"/>
           <w:lang w:val="es-ES"/>
         </w:rPr>
       </w:pPr>
     </w:p>
     <w:p>
       <w:pPr>
+        <w:tabs>
+          <w:tab w:val="left" w:pos="5490"/>
+        </w:tabs>
         <w:jc w:val="both"/>
         <w:rPr>
           <w:rFonts w:ascii="Titillium Web" w:hAnsi="Titillium Web"/>
           <w:b/>
-          <w:sz w:val="22"/>
-          <w:szCs w:val="22"/>
+          <w:sz w:val="20"/>
+          <w:szCs w:val="20"/>
         </w:rPr>
       </w:pPr>
       <w:r>
         <w:rPr>
           <w:rFonts w:ascii="Titillium Web" w:hAnsi="Titillium Web"/>
           <w:b/>
-          <w:sz w:val="22"/>
-          <w:szCs w:val="22"/>
+          <w:sz w:val="20"/>
+          <w:szCs w:val="20"/>
         </w:rPr>
         <w:t>CLÁUSULA PRIMERA: ANTECEDENTES</w:t>
+      </w:r>
+      <w:r>
+        <w:rPr>
+          <w:rFonts w:ascii="Titillium Web" w:hAnsi="Titillium Web"/>
+          <w:b/>
+          <w:sz w:val="20"/>
+          <w:szCs w:val="20"/>
+        </w:rPr>
+        <w:tab/>
       </w:r>
     </w:p>
     <w:p>
@@ -456,8 +452,8 @@
         <w:jc w:val="both"/>
         <w:rPr>
           <w:rFonts w:ascii="Titillium Web" w:hAnsi="Titillium Web"/>
-          <w:sz w:val="22"/>
-          <w:szCs w:val="22"/>
+          <w:sz w:val="20"/>
+          <w:szCs w:val="20"/>
         </w:rPr>
       </w:pPr>
     </w:p>
@@ -474,39 +470,39 @@
         <w:rPr>
           <w:rFonts w:ascii="Titillium Web" w:hAnsi="Titillium Web"/>
           <w:i/>
-          <w:sz w:val="22"/>
-          <w:szCs w:val="22"/>
-        </w:rPr>
-      </w:pPr>
-      <w:r>
-        <w:rPr>
-          <w:rFonts w:ascii="Titillium Web" w:hAnsi="Titillium Web"/>
-          <w:sz w:val="22"/>
-          <w:szCs w:val="22"/>
+          <w:sz w:val="20"/>
+          <w:szCs w:val="20"/>
+        </w:rPr>
+      </w:pPr>
+      <w:r>
+        <w:rPr>
+          <w:rFonts w:ascii="Titillium Web" w:hAnsi="Titillium Web"/>
+          <w:sz w:val="20"/>
+          <w:szCs w:val="20"/>
         </w:rPr>
         <w:t>En el marco de cumplir con la planificación presupuestaria y operativa del</w:t>
       </w:r>
       <w:r>
         <w:rPr>
           <w:rFonts w:ascii="Titillium Web" w:hAnsi="Titillium Web"/>
-          <w:sz w:val="22"/>
-          <w:szCs w:val="22"/>
+          <w:sz w:val="20"/>
+          <w:szCs w:val="20"/>
         </w:rPr>
         <w:t xml:space="preserve"> </w:t>
       </w:r>
       <w:r>
         <w:rPr>
           <w:rFonts w:ascii="Titillium Web" w:hAnsi="Titillium Web"/>
-          <w:sz w:val="22"/>
-          <w:szCs w:val="22"/>
+          <w:sz w:val="20"/>
+          <w:szCs w:val="20"/>
         </w:rPr>
         <w:t xml:space="preserve">el </w:t>
       </w:r>
       <w:r>
         <w:rPr>
           <w:rFonts w:ascii="Titillium Web" w:hAnsi="Titillium Web"/>
-          <w:sz w:val="22"/>
-          <w:szCs w:val="22"/>
+          <w:sz w:val="20"/>
+          <w:szCs w:val="20"/>
         </w:rPr>
         <w:t>área protegida {</w:t>
       </w:r>
@@ -514,8 +510,8 @@
       <w:r>
         <w:rPr>
           <w:rFonts w:ascii="Titillium Web" w:hAnsi="Titillium Web"/>
-          <w:sz w:val="22"/>
-          <w:szCs w:val="22"/>
+          <w:sz w:val="20"/>
+          <w:szCs w:val="20"/>
         </w:rPr>
         <w:t>area</w:t>
       </w:r>
@@ -523,24 +519,24 @@
       <w:r>
         <w:rPr>
           <w:rFonts w:ascii="Titillium Web" w:hAnsi="Titillium Web"/>
-          <w:sz w:val="22"/>
-          <w:szCs w:val="22"/>
+          <w:sz w:val="20"/>
+          <w:szCs w:val="20"/>
         </w:rPr>
         <w:t>}</w:t>
       </w:r>
       <w:r>
         <w:rPr>
           <w:rFonts w:ascii="Titillium Web" w:hAnsi="Titillium Web"/>
-          <w:sz w:val="22"/>
-          <w:szCs w:val="22"/>
+          <w:sz w:val="20"/>
+          <w:szCs w:val="20"/>
         </w:rPr>
         <w:t xml:space="preserve">, </w:t>
       </w:r>
       <w:r>
         <w:rPr>
           <w:rFonts w:ascii="Titillium Web" w:hAnsi="Titillium Web"/>
-          <w:sz w:val="22"/>
-          <w:szCs w:val="22"/>
+          <w:sz w:val="20"/>
+          <w:szCs w:val="20"/>
         </w:rPr>
         <w:t>el {</w:t>
       </w:r>
@@ -548,8 +544,8 @@
       <w:r>
         <w:rPr>
           <w:rFonts w:ascii="Titillium Web" w:hAnsi="Titillium Web"/>
-          <w:sz w:val="22"/>
-          <w:szCs w:val="22"/>
+          <w:sz w:val="20"/>
+          <w:szCs w:val="20"/>
         </w:rPr>
         <w:t>fechaInicio</w:t>
       </w:r>
@@ -557,64 +553,64 @@
       <w:r>
         <w:rPr>
           <w:rFonts w:ascii="Titillium Web" w:hAnsi="Titillium Web"/>
-          <w:sz w:val="22"/>
-          <w:szCs w:val="22"/>
+          <w:sz w:val="20"/>
+          <w:szCs w:val="20"/>
         </w:rPr>
         <w:t>}</w:t>
       </w:r>
       <w:r>
         <w:rPr>
           <w:rFonts w:ascii="Titillium Web" w:hAnsi="Titillium Web"/>
-          <w:sz w:val="22"/>
-          <w:szCs w:val="22"/>
+          <w:sz w:val="20"/>
+          <w:szCs w:val="20"/>
         </w:rPr>
         <w:t xml:space="preserve"> </w:t>
       </w:r>
       <w:r>
         <w:rPr>
           <w:rFonts w:ascii="Titillium Web" w:hAnsi="Titillium Web"/>
-          <w:sz w:val="22"/>
-          <w:szCs w:val="22"/>
+          <w:sz w:val="20"/>
+          <w:szCs w:val="20"/>
         </w:rPr>
         <w:t xml:space="preserve">se </w:t>
       </w:r>
       <w:r>
         <w:rPr>
           <w:rFonts w:ascii="Titillium Web" w:hAnsi="Titillium Web"/>
-          <w:sz w:val="22"/>
-          <w:szCs w:val="22"/>
+          <w:sz w:val="20"/>
+          <w:szCs w:val="20"/>
         </w:rPr>
         <w:t>inici</w:t>
       </w:r>
       <w:r>
         <w:rPr>
           <w:rFonts w:ascii="Titillium Web" w:hAnsi="Titillium Web"/>
-          <w:sz w:val="22"/>
-          <w:szCs w:val="22"/>
+          <w:sz w:val="20"/>
+          <w:szCs w:val="20"/>
         </w:rPr>
         <w:t>ó</w:t>
       </w:r>
       <w:r>
         <w:rPr>
           <w:rFonts w:ascii="Titillium Web" w:hAnsi="Titillium Web"/>
-          <w:sz w:val="22"/>
-          <w:szCs w:val="22"/>
+          <w:sz w:val="20"/>
+          <w:szCs w:val="20"/>
         </w:rPr>
         <w:t xml:space="preserve"> </w:t>
       </w:r>
       <w:r>
         <w:rPr>
           <w:rFonts w:ascii="Titillium Web" w:hAnsi="Titillium Web"/>
-          <w:sz w:val="22"/>
-          <w:szCs w:val="22"/>
+          <w:sz w:val="20"/>
+          <w:szCs w:val="20"/>
         </w:rPr>
         <w:t>el proceso administrativo</w:t>
       </w:r>
       <w:r>
         <w:rPr>
           <w:rFonts w:ascii="Titillium Web" w:hAnsi="Titillium Web"/>
-          <w:sz w:val="22"/>
-          <w:szCs w:val="22"/>
+          <w:sz w:val="20"/>
+          <w:szCs w:val="20"/>
         </w:rPr>
         <w:t xml:space="preserve"> para </w:t>
       </w:r>
@@ -622,8 +618,8 @@
         <w:sdtPr>
           <w:rPr>
             <w:rFonts w:ascii="Titillium Web" w:hAnsi="Titillium Web"/>
-            <w:sz w:val="22"/>
-            <w:szCs w:val="22"/>
+            <w:sz w:val="20"/>
+            <w:szCs w:val="20"/>
           </w:rPr>
           <w:id w:val="595683696"/>
           <w:placeholder>
@@ -639,8 +635,8 @@
           <w:r>
             <w:rPr>
               <w:rFonts w:ascii="Titillium Web" w:hAnsi="Titillium Web"/>
-              <w:sz w:val="22"/>
-              <w:szCs w:val="22"/>
+              <w:sz w:val="20"/>
+              <w:szCs w:val="20"/>
             </w:rPr>
             <w:t>el/la</w:t>
           </w:r>
@@ -649,8 +645,8 @@
       <w:r>
         <w:rPr>
           <w:rFonts w:ascii="Titillium Web" w:hAnsi="Titillium Web"/>
-          <w:sz w:val="22"/>
-          <w:szCs w:val="22"/>
+          <w:sz w:val="20"/>
+          <w:szCs w:val="20"/>
         </w:rPr>
         <w:t xml:space="preserve"> </w:t>
       </w:r>
@@ -659,50 +655,40 @@
           <w:rFonts w:ascii="Titillium Web" w:hAnsi="Titillium Web"/>
           <w:b/>
           <w:bCs/>
-          <w:sz w:val="22"/>
-          <w:szCs w:val="22"/>
-        </w:rPr>
-        <w:t>{objeto}</w:t>
-      </w:r>
-      <w:r>
-        <w:rPr>
-          <w:rFonts w:ascii="Titillium Web" w:hAnsi="Titillium Web"/>
-          <w:b/>
-          <w:bCs/>
-          <w:sz w:val="22"/>
-          <w:szCs w:val="22"/>
-        </w:rPr>
-        <w:t>.</w:t>
-      </w:r>
-      <w:r>
-        <w:rPr>
-          <w:rFonts w:ascii="Titillium Web" w:hAnsi="Titillium Web"/>
-          <w:sz w:val="22"/>
-          <w:szCs w:val="22"/>
+          <w:sz w:val="20"/>
+          <w:szCs w:val="20"/>
+        </w:rPr>
+        <w:t>{objeto}.</w:t>
+      </w:r>
+      <w:r>
+        <w:rPr>
+          <w:rFonts w:ascii="Titillium Web" w:hAnsi="Titillium Web"/>
+          <w:sz w:val="20"/>
+          <w:szCs w:val="20"/>
         </w:rPr>
         <w:t xml:space="preserve"> </w:t>
       </w:r>
       <w:r>
         <w:rPr>
           <w:rFonts w:ascii="Titillium Web" w:hAnsi="Titillium Web"/>
-          <w:sz w:val="22"/>
-          <w:szCs w:val="22"/>
+          <w:sz w:val="20"/>
+          <w:szCs w:val="20"/>
         </w:rPr>
         <w:t xml:space="preserve">El </w:t>
       </w:r>
       <w:r>
         <w:rPr>
           <w:rFonts w:ascii="Titillium Web" w:hAnsi="Titillium Web"/>
-          <w:sz w:val="22"/>
-          <w:szCs w:val="22"/>
+          <w:sz w:val="20"/>
+          <w:szCs w:val="20"/>
         </w:rPr>
         <w:t>servicio fue prestado</w:t>
       </w:r>
       <w:r>
         <w:rPr>
           <w:rFonts w:ascii="Titillium Web" w:hAnsi="Titillium Web"/>
-          <w:sz w:val="22"/>
-          <w:szCs w:val="22"/>
+          <w:sz w:val="20"/>
+          <w:szCs w:val="20"/>
         </w:rPr>
         <w:t xml:space="preserve"> por un monto de {</w:t>
       </w:r>
@@ -710,8 +696,8 @@
       <w:r>
         <w:rPr>
           <w:rFonts w:ascii="Titillium Web" w:hAnsi="Titillium Web"/>
-          <w:sz w:val="22"/>
-          <w:szCs w:val="22"/>
+          <w:sz w:val="20"/>
+          <w:szCs w:val="20"/>
         </w:rPr>
         <w:t>montoLetras</w:t>
       </w:r>
@@ -719,16 +705,16 @@
       <w:r>
         <w:rPr>
           <w:rFonts w:ascii="Titillium Web" w:hAnsi="Titillium Web"/>
-          <w:sz w:val="22"/>
-          <w:szCs w:val="22"/>
+          <w:sz w:val="20"/>
+          <w:szCs w:val="20"/>
         </w:rPr>
         <w:t>}</w:t>
       </w:r>
       <w:r>
         <w:rPr>
           <w:rFonts w:ascii="Titillium Web" w:hAnsi="Titillium Web"/>
-          <w:sz w:val="22"/>
-          <w:szCs w:val="22"/>
+          <w:sz w:val="20"/>
+          <w:szCs w:val="20"/>
         </w:rPr>
         <w:t>.</w:t>
       </w:r>
@@ -746,8 +732,8 @@
         <w:rPr>
           <w:rFonts w:ascii="Titillium Web" w:hAnsi="Titillium Web"/>
           <w:i/>
-          <w:sz w:val="22"/>
-          <w:szCs w:val="22"/>
+          <w:sz w:val="20"/>
+          <w:szCs w:val="20"/>
         </w:rPr>
       </w:pPr>
     </w:p>
@@ -757,16 +743,16 @@
         <w:rPr>
           <w:rFonts w:ascii="Titillium Web" w:hAnsi="Titillium Web"/>
           <w:b/>
-          <w:sz w:val="22"/>
-          <w:szCs w:val="22"/>
+          <w:sz w:val="20"/>
+          <w:szCs w:val="20"/>
         </w:rPr>
       </w:pPr>
       <w:r>
         <w:rPr>
           <w:rFonts w:ascii="Titillium Web" w:hAnsi="Titillium Web"/>
           <w:b/>
-          <w:sz w:val="22"/>
-          <w:szCs w:val="22"/>
+          <w:sz w:val="20"/>
+          <w:szCs w:val="20"/>
         </w:rPr>
         <w:t>CLÁUSULA</w:t>
       </w:r>
@@ -774,8 +760,8 @@
         <w:rPr>
           <w:rFonts w:ascii="Titillium Web" w:hAnsi="Titillium Web"/>
           <w:b/>
-          <w:sz w:val="22"/>
-          <w:szCs w:val="22"/>
+          <w:sz w:val="20"/>
+          <w:szCs w:val="20"/>
         </w:rPr>
         <w:t xml:space="preserve"> SEGUNDA: </w:t>
       </w:r>
@@ -783,8 +769,8 @@
         <w:rPr>
           <w:rFonts w:ascii="Titillium Web" w:hAnsi="Titillium Web"/>
           <w:b/>
-          <w:sz w:val="22"/>
-          <w:szCs w:val="22"/>
+          <w:sz w:val="20"/>
+          <w:szCs w:val="20"/>
         </w:rPr>
         <w:t>OBJETO</w:t>
       </w:r>
@@ -795,8 +781,8 @@
         <w:rPr>
           <w:rFonts w:ascii="Titillium Web" w:hAnsi="Titillium Web"/>
           <w:b/>
-          <w:sz w:val="22"/>
-          <w:szCs w:val="22"/>
+          <w:sz w:val="20"/>
+          <w:szCs w:val="20"/>
         </w:rPr>
       </w:pPr>
     </w:p>
@@ -808,149 +794,131 @@
           <w:b/>
           <w:bCs/>
           <w:iCs/>
-          <w:sz w:val="22"/>
-          <w:szCs w:val="22"/>
-        </w:rPr>
-      </w:pPr>
-      <w:r>
-        <w:rPr>
-          <w:rFonts w:ascii="Titillium Web" w:hAnsi="Titillium Web"/>
-          <w:sz w:val="22"/>
-          <w:szCs w:val="22"/>
-        </w:rPr>
-        <w:t>Con los antecedentes expuestos las partes libre y voluntariamente acuerdan y reconocen la recepción definitiva y por entera satisfacción del servicio</w:t>
-      </w:r>
-      <w:r>
-        <w:rPr>
-          <w:rFonts w:ascii="Titillium Web" w:hAnsi="Titillium Web"/>
-          <w:sz w:val="22"/>
-          <w:szCs w:val="22"/>
-        </w:rPr>
-        <w:t xml:space="preserve"> "</w:t>
+          <w:sz w:val="20"/>
+          <w:szCs w:val="20"/>
+        </w:rPr>
+      </w:pPr>
+      <w:r>
+        <w:rPr>
+          <w:rFonts w:ascii="Titillium Web" w:hAnsi="Titillium Web"/>
+          <w:sz w:val="20"/>
+          <w:szCs w:val="20"/>
+        </w:rPr>
+        <w:t>Con los antecedentes expuestos las partes libre y voluntariamente acuerdan y reconocen la recepción definitiva y por entera satisfacción del servicio "</w:t>
       </w:r>
       <w:r>
         <w:rPr>
           <w:rFonts w:ascii="Titillium Web" w:hAnsi="Titillium Web"/>
           <w:b/>
           <w:iCs/>
-          <w:sz w:val="22"/>
-          <w:szCs w:val="22"/>
-        </w:rPr>
-        <w:t>{objeto}</w:t>
+          <w:sz w:val="20"/>
+          <w:szCs w:val="20"/>
+        </w:rPr>
+        <w:t>{objeto}".</w:t>
+      </w:r>
+      <w:r>
+        <w:rPr>
+          <w:rFonts w:ascii="Titillium Web" w:hAnsi="Titillium Web"/>
+          <w:sz w:val="20"/>
+          <w:szCs w:val="20"/>
+        </w:rPr>
+        <w:t xml:space="preserve"> </w:t>
+      </w:r>
+      <w:r>
+        <w:rPr>
+          <w:rFonts w:ascii="Titillium Web" w:hAnsi="Titillium Web"/>
+          <w:sz w:val="20"/>
+          <w:szCs w:val="20"/>
+        </w:rPr>
+        <w:t>De igual manera, convienen en indicar que dicho servicio cumple</w:t>
+      </w:r>
+      <w:r>
+        <w:rPr>
+          <w:rFonts w:ascii="Titillium Web" w:hAnsi="Titillium Web"/>
+          <w:sz w:val="20"/>
+          <w:szCs w:val="20"/>
+        </w:rPr>
+        <w:t xml:space="preserve"> </w:t>
+      </w:r>
+      <w:r>
+        <w:rPr>
+          <w:rFonts w:ascii="Titillium Web" w:hAnsi="Titillium Web"/>
+          <w:sz w:val="20"/>
+          <w:szCs w:val="20"/>
+        </w:rPr>
+        <w:t xml:space="preserve">con </w:t>
+      </w:r>
+      <w:r>
+        <w:rPr>
+          <w:rFonts w:ascii="Titillium Web" w:hAnsi="Titillium Web"/>
+          <w:sz w:val="20"/>
+          <w:szCs w:val="20"/>
+        </w:rPr>
+        <w:t xml:space="preserve">las </w:t>
+      </w:r>
+      <w:r>
+        <w:rPr>
+          <w:rFonts w:ascii="Titillium Web" w:hAnsi="Titillium Web"/>
+          <w:sz w:val="20"/>
+          <w:szCs w:val="20"/>
+        </w:rPr>
+        <w:t xml:space="preserve">condiciones de provisión del </w:t>
+      </w:r>
+      <w:r>
+        <w:rPr>
+          <w:rFonts w:ascii="Titillium Web" w:hAnsi="Titillium Web"/>
+          <w:sz w:val="20"/>
+          <w:szCs w:val="20"/>
+        </w:rPr>
+        <w:t>servicio</w:t>
+      </w:r>
+      <w:r>
+        <w:rPr>
+          <w:rFonts w:ascii="Titillium Web" w:hAnsi="Titillium Web"/>
+          <w:sz w:val="20"/>
+          <w:szCs w:val="20"/>
+        </w:rPr>
+        <w:t xml:space="preserve"> </w:t>
+      </w:r>
+      <w:r>
+        <w:rPr>
+          <w:rFonts w:ascii="Titillium Web" w:hAnsi="Titillium Web"/>
+          <w:sz w:val="20"/>
+          <w:szCs w:val="20"/>
+        </w:rPr>
+        <w:t>determinadas</w:t>
+      </w:r>
+      <w:r>
+        <w:rPr>
+          <w:rFonts w:ascii="Titillium Web" w:hAnsi="Titillium Web"/>
+          <w:sz w:val="20"/>
+          <w:szCs w:val="20"/>
+        </w:rPr>
+        <w:t xml:space="preserve"> y responden a los requerimientos constantes en los documentos </w:t>
+      </w:r>
+      <w:r>
+        <w:rPr>
+          <w:rFonts w:ascii="Titillium Web" w:hAnsi="Titillium Web"/>
+          <w:sz w:val="20"/>
+          <w:szCs w:val="20"/>
+        </w:rPr>
+        <w:t>administrativos habilitantes</w:t>
+      </w:r>
+      <w:r>
+        <w:rPr>
+          <w:rFonts w:ascii="Titillium Web" w:hAnsi="Titillium Web"/>
+          <w:sz w:val="20"/>
+          <w:szCs w:val="20"/>
+        </w:rPr>
+        <w:t xml:space="preserve">, cuyo cumplimiento son verificadas por parte del </w:t>
       </w:r>
       <w:r>
         <w:rPr>
           <w:rFonts w:ascii="Titillium Web" w:hAnsi="Titillium Web"/>
           <w:b/>
           <w:iCs/>
-          <w:sz w:val="22"/>
-          <w:szCs w:val="22"/>
-        </w:rPr>
-        <w:t>".</w:t>
-      </w:r>
-      <w:r>
-        <w:rPr>
-          <w:rFonts w:ascii="Titillium Web" w:hAnsi="Titillium Web"/>
-          <w:sz w:val="22"/>
-          <w:szCs w:val="22"/>
-        </w:rPr>
-        <w:t xml:space="preserve"> </w:t>
-      </w:r>
-      <w:r>
-        <w:rPr>
-          <w:rFonts w:ascii="Titillium Web" w:hAnsi="Titillium Web"/>
-          <w:sz w:val="22"/>
-          <w:szCs w:val="22"/>
-        </w:rPr>
-        <w:t>De igual manera, convienen en indicar que dicho servicio cumple</w:t>
-      </w:r>
-      <w:r>
-        <w:rPr>
-          <w:rFonts w:ascii="Titillium Web" w:hAnsi="Titillium Web"/>
-          <w:sz w:val="22"/>
-          <w:szCs w:val="22"/>
-        </w:rPr>
-        <w:t xml:space="preserve"> </w:t>
-      </w:r>
-      <w:r>
-        <w:rPr>
-          <w:rFonts w:ascii="Titillium Web" w:hAnsi="Titillium Web"/>
-          <w:sz w:val="22"/>
-          <w:szCs w:val="22"/>
-        </w:rPr>
-        <w:t xml:space="preserve">con </w:t>
-      </w:r>
-      <w:r>
-        <w:rPr>
-          <w:rFonts w:ascii="Titillium Web" w:hAnsi="Titillium Web"/>
-          <w:sz w:val="22"/>
-          <w:szCs w:val="22"/>
-        </w:rPr>
-        <w:t xml:space="preserve">las </w:t>
-      </w:r>
-      <w:r>
-        <w:rPr>
-          <w:rFonts w:ascii="Titillium Web" w:hAnsi="Titillium Web"/>
-          <w:sz w:val="22"/>
-          <w:szCs w:val="22"/>
-        </w:rPr>
-        <w:t xml:space="preserve">condiciones de provisión del </w:t>
-      </w:r>
-      <w:r>
-        <w:rPr>
-          <w:rFonts w:ascii="Titillium Web" w:hAnsi="Titillium Web"/>
-          <w:sz w:val="22"/>
-          <w:szCs w:val="22"/>
-        </w:rPr>
-        <w:t>servicio</w:t>
-      </w:r>
-      <w:r>
-        <w:rPr>
-          <w:rFonts w:ascii="Titillium Web" w:hAnsi="Titillium Web"/>
-          <w:sz w:val="22"/>
-          <w:szCs w:val="22"/>
-        </w:rPr>
-        <w:t xml:space="preserve"> </w:t>
-      </w:r>
-      <w:r>
-        <w:rPr>
-          <w:rFonts w:ascii="Titillium Web" w:hAnsi="Titillium Web"/>
-          <w:sz w:val="22"/>
-          <w:szCs w:val="22"/>
-        </w:rPr>
-        <w:t>determinadas</w:t>
-      </w:r>
-      <w:r>
-        <w:rPr>
-          <w:rFonts w:ascii="Titillium Web" w:hAnsi="Titillium Web"/>
-          <w:sz w:val="22"/>
-          <w:szCs w:val="22"/>
-        </w:rPr>
-        <w:t xml:space="preserve"> y responden a los requerimientos constantes en los documentos </w:t>
-      </w:r>
-      <w:r>
-        <w:rPr>
-          <w:rFonts w:ascii="Titillium Web" w:hAnsi="Titillium Web"/>
-          <w:sz w:val="22"/>
-          <w:szCs w:val="22"/>
-        </w:rPr>
-        <w:t>administrativos habilitantes</w:t>
-      </w:r>
-      <w:r>
-        <w:rPr>
-          <w:rFonts w:ascii="Titillium Web" w:hAnsi="Titillium Web"/>
-          <w:sz w:val="22"/>
-          <w:szCs w:val="22"/>
-        </w:rPr>
-        <w:t xml:space="preserve">, cuyo cumplimiento son verificadas por parte del </w:t>
-      </w:r>
-      <w:r>
-        <w:rPr>
-          <w:rFonts w:ascii="Titillium Web" w:hAnsi="Titillium Web"/>
-          <w:b/>
-          <w:iCs/>
-          <w:sz w:val="22"/>
-          <w:szCs w:val="22"/>
+          <w:sz w:val="20"/>
+          <w:szCs w:val="20"/>
           <w:lang w:val="es-ES"/>
         </w:rPr>
         <w:t xml:space="preserve">beneficiario directo del FAP </w:t>
@@ -958,56 +926,48 @@
       <w:r>
         <w:rPr>
           <w:rFonts w:ascii="Titillium Web" w:hAnsi="Titillium Web"/>
-          <w:sz w:val="22"/>
-          <w:szCs w:val="22"/>
+          <w:sz w:val="20"/>
+          <w:szCs w:val="20"/>
         </w:rPr>
         <w:t xml:space="preserve">a través </w:t>
       </w:r>
       <w:r>
         <w:rPr>
           <w:rFonts w:ascii="Titillium Web" w:hAnsi="Titillium Web"/>
-          <w:sz w:val="22"/>
-          <w:szCs w:val="22"/>
+          <w:sz w:val="20"/>
+          <w:szCs w:val="20"/>
         </w:rPr>
         <w:t xml:space="preserve">de </w:t>
       </w:r>
       <w:r>
         <w:rPr>
           <w:rFonts w:ascii="Titillium Web" w:hAnsi="Titillium Web"/>
-          <w:sz w:val="22"/>
-          <w:szCs w:val="22"/>
-        </w:rPr>
-        <w:t>{jefe}</w:t>
-      </w:r>
-      <w:r>
-        <w:rPr>
-          <w:rFonts w:ascii="Titillium Web" w:hAnsi="Titillium Web"/>
-          <w:sz w:val="22"/>
-          <w:szCs w:val="22"/>
-        </w:rPr>
-        <w:t xml:space="preserve"> - </w:t>
+          <w:sz w:val="20"/>
+          <w:szCs w:val="20"/>
+        </w:rPr>
+        <w:t xml:space="preserve">{jefe} - </w:t>
       </w:r>
       <w:r>
         <w:rPr>
           <w:rFonts w:ascii="Titillium Web" w:eastAsia="Arial" w:hAnsi="Titillium Web" w:cs="Arial"/>
-          <w:sz w:val="22"/>
-          <w:szCs w:val="22"/>
-        </w:rPr>
-        <w:t xml:space="preserve">{administradorAP}</w:t>
+          <w:sz w:val="20"/>
+          <w:szCs w:val="20"/>
+        </w:rPr>
+        <w:t>{administradorAP}</w:t>
       </w:r>
       <w:r>
         <w:rPr>
           <w:rFonts w:ascii="Titillium Web" w:eastAsia="Arial" w:hAnsi="Titillium Web" w:cs="Arial"/>
-          <w:sz w:val="22"/>
-          <w:szCs w:val="22"/>
+          <w:sz w:val="20"/>
+          <w:szCs w:val="20"/>
         </w:rPr>
         <w:t xml:space="preserve"> del área protegida por parte del MAE</w:t>
       </w:r>
       <w:r>
         <w:rPr>
           <w:rFonts w:ascii="Titillium Web" w:hAnsi="Titillium Web"/>
-          <w:sz w:val="22"/>
-          <w:szCs w:val="22"/>
+          <w:sz w:val="20"/>
+          <w:szCs w:val="20"/>
         </w:rPr>
         <w:t>.</w:t>
       </w:r>
@@ -1017,8 +977,8 @@
           <w:b/>
           <w:bCs/>
           <w:iCs/>
-          <w:sz w:val="22"/>
-          <w:szCs w:val="22"/>
+          <w:sz w:val="20"/>
+          <w:szCs w:val="20"/>
         </w:rPr>
         <w:t xml:space="preserve"> </w:t>
       </w:r>
@@ -1028,8 +988,8 @@
         <w:jc w:val="both"/>
         <w:rPr>
           <w:rFonts w:ascii="Titillium Web" w:hAnsi="Titillium Web"/>
-          <w:sz w:val="22"/>
-          <w:szCs w:val="22"/>
+          <w:sz w:val="20"/>
+          <w:szCs w:val="20"/>
         </w:rPr>
       </w:pPr>
     </w:p>
@@ -1039,8 +999,8 @@
         <w:rPr>
           <w:rFonts w:ascii="Titillium Web" w:hAnsi="Titillium Web"/>
           <w:b/>
-          <w:sz w:val="22"/>
-          <w:szCs w:val="22"/>
+          <w:sz w:val="20"/>
+          <w:szCs w:val="20"/>
         </w:rPr>
       </w:pPr>
       <w:r>
@@ -1048,8 +1008,8 @@
           <w:rFonts w:ascii="Titillium Web" w:hAnsi="Titillium Web"/>
           <w:b/>
           <w:bCs/>
-          <w:sz w:val="22"/>
-          <w:szCs w:val="22"/>
+          <w:sz w:val="20"/>
+          <w:szCs w:val="20"/>
         </w:rPr>
         <w:t>CLÁUSULA</w:t>
       </w:r>
@@ -1058,8 +1018,8 @@
           <w:rFonts w:ascii="Titillium Web" w:hAnsi="Titillium Web"/>
           <w:b/>
           <w:bCs/>
-          <w:sz w:val="22"/>
-          <w:szCs w:val="22"/>
+          <w:sz w:val="20"/>
+          <w:szCs w:val="20"/>
         </w:rPr>
         <w:t xml:space="preserve"> TERCERA: </w:t>
       </w:r>
@@ -1067,8 +1027,8 @@
         <w:rPr>
           <w:rFonts w:ascii="Titillium Web" w:hAnsi="Titillium Web"/>
           <w:b/>
-          <w:sz w:val="22"/>
-          <w:szCs w:val="22"/>
+          <w:sz w:val="20"/>
+          <w:szCs w:val="20"/>
         </w:rPr>
         <w:t xml:space="preserve">DECLARACIÓN Y CONFORMIDAD CON LA ENTREGA </w:t>
       </w:r>
@@ -1079,8 +1039,8 @@
         <w:rPr>
           <w:rFonts w:ascii="Titillium Web" w:hAnsi="Titillium Web"/>
           <w:b/>
-          <w:sz w:val="22"/>
-          <w:szCs w:val="22"/>
+          <w:sz w:val="20"/>
+          <w:szCs w:val="20"/>
         </w:rPr>
       </w:pPr>
     </w:p>
@@ -1089,87 +1049,79 @@
         <w:jc w:val="both"/>
         <w:rPr>
           <w:rFonts w:ascii="Titillium Web" w:hAnsi="Titillium Web"/>
-          <w:sz w:val="22"/>
-          <w:szCs w:val="22"/>
-        </w:rPr>
-      </w:pPr>
-      <w:r>
-        <w:rPr>
-          <w:rFonts w:ascii="Titillium Web" w:hAnsi="Titillium Web"/>
-          <w:sz w:val="22"/>
-          <w:szCs w:val="22"/>
+          <w:sz w:val="20"/>
+          <w:szCs w:val="20"/>
+        </w:rPr>
+      </w:pPr>
+      <w:r>
+        <w:rPr>
+          <w:rFonts w:ascii="Titillium Web" w:hAnsi="Titillium Web"/>
+          <w:sz w:val="20"/>
+          <w:szCs w:val="20"/>
         </w:rPr>
         <w:t xml:space="preserve">Luego de la comprobación y verificación del cumplimiento de las características </w:t>
       </w:r>
       <w:r>
         <w:rPr>
           <w:rFonts w:ascii="Titillium Web" w:hAnsi="Titillium Web"/>
-          <w:sz w:val="22"/>
-          <w:szCs w:val="22"/>
+          <w:sz w:val="20"/>
+          <w:szCs w:val="20"/>
         </w:rPr>
         <w:t>y condiciones</w:t>
       </w:r>
       <w:r>
         <w:rPr>
           <w:rFonts w:ascii="Titillium Web" w:hAnsi="Titillium Web"/>
-          <w:sz w:val="22"/>
-          <w:szCs w:val="22"/>
+          <w:sz w:val="20"/>
+          <w:szCs w:val="20"/>
         </w:rPr>
         <w:t xml:space="preserve"> de provisión del servicio</w:t>
       </w:r>
       <w:r>
         <w:rPr>
           <w:rFonts w:ascii="Titillium Web" w:hAnsi="Titillium Web"/>
-          <w:sz w:val="22"/>
-          <w:szCs w:val="22"/>
+          <w:sz w:val="20"/>
+          <w:szCs w:val="20"/>
         </w:rPr>
         <w:t xml:space="preserve"> requeridas y descritas en los documentos precontractuales que forman parte habilitante del presente </w:t>
       </w:r>
       <w:r>
         <w:rPr>
           <w:rFonts w:ascii="Titillium Web" w:hAnsi="Titillium Web"/>
-          <w:sz w:val="22"/>
-          <w:szCs w:val="22"/>
+          <w:sz w:val="20"/>
+          <w:szCs w:val="20"/>
         </w:rPr>
         <w:t>documento</w:t>
       </w:r>
       <w:r>
         <w:rPr>
           <w:rFonts w:ascii="Titillium Web" w:hAnsi="Titillium Web"/>
-          <w:sz w:val="22"/>
-          <w:szCs w:val="22"/>
+          <w:sz w:val="20"/>
+          <w:szCs w:val="20"/>
         </w:rPr>
         <w:t xml:space="preserve">; ante lo cual, </w:t>
       </w:r>
       <w:r>
         <w:rPr>
           <w:rFonts w:ascii="Titillium Web" w:hAnsi="Titillium Web"/>
-          <w:sz w:val="22"/>
-          <w:szCs w:val="22"/>
-        </w:rPr>
-        <w:t xml:space="preserve">las partes descritas al inicio del documento </w:t>
-      </w:r>
-      <w:r>
-        <w:rPr>
-          <w:rFonts w:ascii="Titillium Web" w:hAnsi="Titillium Web"/>
-          <w:sz w:val="22"/>
-          <w:szCs w:val="22"/>
-        </w:rPr>
-        <w:t xml:space="preserve">manifiestan estar a entera satisfacción y conformidad con la entrega,  expresada mediante </w:t>
-      </w:r>
-      <w:r>
-        <w:rPr>
-          <w:rFonts w:ascii="Titillium Web" w:hAnsi="Titillium Web"/>
-          <w:sz w:val="22"/>
-          <w:szCs w:val="22"/>
+          <w:sz w:val="20"/>
+          <w:szCs w:val="20"/>
+        </w:rPr>
+        <w:t xml:space="preserve">las partes descritas al inicio del documento manifiestan estar a entera satisfacción y conformidad con la entrega,  expresada mediante </w:t>
+      </w:r>
+      <w:r>
+        <w:rPr>
+          <w:rFonts w:ascii="Titillium Web" w:hAnsi="Titillium Web"/>
+          <w:sz w:val="20"/>
+          <w:szCs w:val="20"/>
         </w:rPr>
         <w:t>el presente informe de satisfacción</w:t>
       </w:r>
       <w:r>
         <w:rPr>
           <w:rFonts w:ascii="Titillium Web" w:hAnsi="Titillium Web"/>
-          <w:sz w:val="22"/>
-          <w:szCs w:val="22"/>
+          <w:sz w:val="20"/>
+          <w:szCs w:val="20"/>
         </w:rPr>
         <w:t>.</w:t>
       </w:r>
@@ -1179,8 +1131,8 @@
         <w:jc w:val="both"/>
         <w:rPr>
           <w:rFonts w:ascii="Titillium Web" w:hAnsi="Titillium Web"/>
-          <w:sz w:val="22"/>
-          <w:szCs w:val="22"/>
+          <w:sz w:val="20"/>
+          <w:szCs w:val="20"/>
         </w:rPr>
       </w:pPr>
     </w:p>
@@ -1190,16 +1142,16 @@
         <w:rPr>
           <w:rFonts w:ascii="Titillium Web" w:hAnsi="Titillium Web"/>
           <w:b/>
-          <w:sz w:val="22"/>
-          <w:szCs w:val="22"/>
+          <w:sz w:val="20"/>
+          <w:szCs w:val="20"/>
         </w:rPr>
       </w:pPr>
       <w:r>
         <w:rPr>
           <w:rFonts w:ascii="Titillium Web" w:hAnsi="Titillium Web"/>
           <w:b/>
-          <w:sz w:val="22"/>
-          <w:szCs w:val="22"/>
+          <w:sz w:val="20"/>
+          <w:szCs w:val="20"/>
         </w:rPr>
         <w:t>CLÁUSULA</w:t>
       </w:r>
@@ -1207,8 +1159,8 @@
         <w:rPr>
           <w:rFonts w:ascii="Titillium Web" w:hAnsi="Titillium Web"/>
           <w:b/>
-          <w:sz w:val="22"/>
-          <w:szCs w:val="22"/>
+          <w:sz w:val="20"/>
+          <w:szCs w:val="20"/>
         </w:rPr>
         <w:t xml:space="preserve"> CUARTA: </w:t>
       </w:r>
@@ -1216,8 +1168,8 @@
         <w:rPr>
           <w:rFonts w:ascii="Titillium Web" w:hAnsi="Titillium Web"/>
           <w:b/>
-          <w:sz w:val="22"/>
-          <w:szCs w:val="22"/>
+          <w:sz w:val="20"/>
+          <w:szCs w:val="20"/>
         </w:rPr>
         <w:t>LIQUIDACIÓN ECONÓMICA</w:t>
       </w:r>
@@ -1228,8 +1180,8 @@
         <w:rPr>
           <w:rFonts w:ascii="Titillium Web" w:hAnsi="Titillium Web"/>
           <w:b/>
-          <w:sz w:val="22"/>
-          <w:szCs w:val="22"/>
+          <w:sz w:val="20"/>
+          <w:szCs w:val="20"/>
         </w:rPr>
       </w:pPr>
     </w:p>
@@ -1239,16 +1191,16 @@
         <w:rPr>
           <w:rFonts w:ascii="Titillium Web" w:hAnsi="Titillium Web"/>
           <w:bCs/>
-          <w:sz w:val="22"/>
-          <w:szCs w:val="22"/>
+          <w:sz w:val="20"/>
+          <w:szCs w:val="20"/>
         </w:rPr>
       </w:pPr>
       <w:r>
         <w:rPr>
           <w:rFonts w:ascii="Titillium Web" w:hAnsi="Titillium Web"/>
           <w:bCs/>
-          <w:sz w:val="22"/>
-          <w:szCs w:val="22"/>
+          <w:sz w:val="20"/>
+          <w:szCs w:val="20"/>
         </w:rPr>
         <w:t xml:space="preserve">El FIAS, en su calidad de administrador de fondos del FAP, declara haber cancelado </w:t>
       </w:r>
@@ -1256,17 +1208,17 @@
         <w:rPr>
           <w:rFonts w:ascii="Titillium Web" w:hAnsi="Titillium Web"/>
           <w:bCs/>
-          <w:sz w:val="22"/>
-          <w:szCs w:val="22"/>
-        </w:rPr>
-        <w:t xml:space="preserve">{alALaProveedor}</w:t>
+          <w:sz w:val="20"/>
+          <w:szCs w:val="20"/>
+        </w:rPr>
+        <w:t>{alALaProveedor}</w:t>
       </w:r>
       <w:r>
         <w:rPr>
           <w:rFonts w:ascii="Titillium Web" w:hAnsi="Titillium Web"/>
           <w:bCs/>
-          <w:sz w:val="22"/>
-          <w:szCs w:val="22"/>
+          <w:sz w:val="20"/>
+          <w:szCs w:val="20"/>
         </w:rPr>
         <w:t xml:space="preserve"> </w:t>
       </w:r>
@@ -1274,8 +1226,8 @@
         <w:rPr>
           <w:rFonts w:ascii="Titillium Web" w:hAnsi="Titillium Web"/>
           <w:bCs/>
-          <w:sz w:val="22"/>
-          <w:szCs w:val="22"/>
+          <w:sz w:val="20"/>
+          <w:szCs w:val="20"/>
         </w:rPr>
         <w:t xml:space="preserve">un monto total de </w:t>
       </w:r>
@@ -1284,8 +1236,8 @@
           <w:rFonts w:ascii="Titillium Web" w:hAnsi="Titillium Web"/>
           <w:b/>
           <w:bCs/>
-          <w:sz w:val="22"/>
-          <w:szCs w:val="22"/>
+          <w:sz w:val="20"/>
+          <w:szCs w:val="20"/>
           <w:lang w:val="es-US" w:eastAsia="es-ES_tradnl"/>
         </w:rPr>
         <w:t>{</w:t>
@@ -1296,8 +1248,8 @@
           <w:rFonts w:ascii="Titillium Web" w:hAnsi="Titillium Web"/>
           <w:b/>
           <w:bCs/>
-          <w:sz w:val="22"/>
-          <w:szCs w:val="22"/>
+          <w:sz w:val="20"/>
+          <w:szCs w:val="20"/>
           <w:lang w:val="es-US" w:eastAsia="es-ES_tradnl"/>
         </w:rPr>
         <w:t>montoLetras</w:t>
@@ -1308,8 +1260,8 @@
           <w:rFonts w:ascii="Titillium Web" w:hAnsi="Titillium Web"/>
           <w:b/>
           <w:bCs/>
-          <w:sz w:val="22"/>
-          <w:szCs w:val="22"/>
+          <w:sz w:val="20"/>
+          <w:szCs w:val="20"/>
           <w:lang w:val="es-US" w:eastAsia="es-ES_tradnl"/>
         </w:rPr>
         <w:t>}</w:t>
@@ -1318,8 +1270,8 @@
         <w:rPr>
           <w:rFonts w:ascii="Titillium Web" w:hAnsi="Titillium Web"/>
           <w:bCs/>
-          <w:sz w:val="22"/>
-          <w:szCs w:val="22"/>
+          <w:sz w:val="20"/>
+          <w:szCs w:val="20"/>
         </w:rPr>
         <w:t xml:space="preserve">, de conformidad con lo estipulado en el respectivo instrumento jurídico. </w:t>
       </w:r>
@@ -1330,8 +1282,8 @@
         <w:rPr>
           <w:rFonts w:ascii="Titillium Web" w:hAnsi="Titillium Web"/>
           <w:bCs/>
-          <w:sz w:val="22"/>
-          <w:szCs w:val="22"/>
+          <w:sz w:val="20"/>
+          <w:szCs w:val="20"/>
         </w:rPr>
       </w:pPr>
     </w:p>
@@ -1378,8 +1330,8 @@
                 <w:b/>
                 <w:bCs/>
                 <w:color w:val="FFFFFF"/>
-                <w:sz w:val="22"/>
-                <w:szCs w:val="22"/>
+                <w:sz w:val="20"/>
+                <w:szCs w:val="20"/>
                 <w:lang w:eastAsia="es-ES_tradnl"/>
               </w:rPr>
             </w:pPr>
@@ -1389,11 +1341,10 @@
                 <w:b/>
                 <w:bCs/>
                 <w:color w:val="FFFFFF"/>
-                <w:sz w:val="22"/>
-                <w:szCs w:val="22"/>
+                <w:sz w:val="20"/>
+                <w:szCs w:val="20"/>
                 <w:lang w:eastAsia="es-ES_tradnl"/>
               </w:rPr>
-              <w:lastRenderedPageBreak/>
               <w:t>DESCRIPCIÓN Y ESPECIFICACIONES</w:t>
             </w:r>
           </w:p>
@@ -1420,8 +1371,8 @@
                 <w:b/>
                 <w:bCs/>
                 <w:color w:val="FFFFFF"/>
-                <w:sz w:val="22"/>
-                <w:szCs w:val="22"/>
+                <w:sz w:val="20"/>
+                <w:szCs w:val="20"/>
                 <w:lang w:eastAsia="es-ES_tradnl"/>
               </w:rPr>
             </w:pPr>
@@ -1431,8 +1382,8 @@
                 <w:b/>
                 <w:bCs/>
                 <w:color w:val="FFFFFF"/>
-                <w:sz w:val="22"/>
-                <w:szCs w:val="22"/>
+                <w:sz w:val="20"/>
+                <w:szCs w:val="20"/>
                 <w:lang w:eastAsia="es-ES_tradnl"/>
               </w:rPr>
               <w:t>CANT</w:t>
@@ -1460,8 +1411,8 @@
                 <w:b/>
                 <w:bCs/>
                 <w:color w:val="FFFFFF"/>
-                <w:sz w:val="22"/>
-                <w:szCs w:val="22"/>
+                <w:sz w:val="20"/>
+                <w:szCs w:val="20"/>
                 <w:lang w:eastAsia="es-ES_tradnl"/>
               </w:rPr>
             </w:pPr>
@@ -1471,8 +1422,8 @@
                 <w:b/>
                 <w:bCs/>
                 <w:color w:val="FFFFFF"/>
-                <w:sz w:val="22"/>
-                <w:szCs w:val="22"/>
+                <w:sz w:val="20"/>
+                <w:szCs w:val="20"/>
                 <w:lang w:eastAsia="es-ES_tradnl"/>
               </w:rPr>
               <w:t>PRECIO UNITARIO</w:t>
@@ -1486,8 +1437,8 @@
                 <w:b/>
                 <w:bCs/>
                 <w:color w:val="FFFFFF"/>
-                <w:sz w:val="22"/>
-                <w:szCs w:val="22"/>
+                <w:sz w:val="20"/>
+                <w:szCs w:val="20"/>
                 <w:lang w:eastAsia="es-ES_tradnl"/>
               </w:rPr>
             </w:pPr>
@@ -1497,8 +1448,8 @@
                 <w:b/>
                 <w:bCs/>
                 <w:color w:val="FFFFFF"/>
-                <w:sz w:val="22"/>
-                <w:szCs w:val="22"/>
+                <w:sz w:val="20"/>
+                <w:szCs w:val="20"/>
                 <w:lang w:eastAsia="es-ES_tradnl"/>
               </w:rPr>
               <w:t>(USD)</w:t>
@@ -1526,8 +1477,8 @@
                 <w:b/>
                 <w:bCs/>
                 <w:color w:val="FFFFFF"/>
-                <w:sz w:val="22"/>
-                <w:szCs w:val="22"/>
+                <w:sz w:val="20"/>
+                <w:szCs w:val="20"/>
                 <w:lang w:eastAsia="es-ES_tradnl"/>
               </w:rPr>
             </w:pPr>
@@ -1537,8 +1488,8 @@
                 <w:b/>
                 <w:bCs/>
                 <w:color w:val="FFFFFF"/>
-                <w:sz w:val="22"/>
-                <w:szCs w:val="22"/>
+                <w:sz w:val="20"/>
+                <w:szCs w:val="20"/>
                 <w:lang w:eastAsia="es-ES_tradnl"/>
               </w:rPr>
               <w:t>PRECIO TOTAL</w:t>
@@ -1552,8 +1503,8 @@
                 <w:b/>
                 <w:bCs/>
                 <w:color w:val="FFFFFF"/>
-                <w:sz w:val="22"/>
-                <w:szCs w:val="22"/>
+                <w:sz w:val="20"/>
+                <w:szCs w:val="20"/>
                 <w:lang w:eastAsia="es-ES_tradnl"/>
               </w:rPr>
             </w:pPr>
@@ -1563,8 +1514,8 @@
                 <w:b/>
                 <w:bCs/>
                 <w:color w:val="FFFFFF"/>
-                <w:sz w:val="22"/>
-                <w:szCs w:val="22"/>
+                <w:sz w:val="20"/>
+                <w:szCs w:val="20"/>
                 <w:lang w:eastAsia="es-ES_tradnl"/>
               </w:rPr>
               <w:t>(USD)</w:t>
@@ -1578,8 +1529,8 @@
                 <w:b/>
                 <w:bCs/>
                 <w:color w:val="FFFFFF"/>
-                <w:sz w:val="22"/>
-                <w:szCs w:val="22"/>
+                <w:sz w:val="20"/>
+                <w:szCs w:val="20"/>
                 <w:lang w:eastAsia="es-ES_tradnl"/>
               </w:rPr>
             </w:pPr>
@@ -1609,15 +1560,15 @@
               <w:spacing w:before="0" w:beforeAutospacing="0" w:after="0" w:afterAutospacing="0"/>
               <w:rPr>
                 <w:rFonts w:ascii="Titillium Web" w:eastAsia="Batang" w:hAnsi="Titillium Web"/>
-                <w:sz w:val="22"/>
-                <w:szCs w:val="22"/>
+                <w:sz w:val="20"/>
+                <w:szCs w:val="20"/>
               </w:rPr>
             </w:pPr>
             <w:r>
               <w:rPr>
                 <w:rFonts w:ascii="Titillium Web" w:eastAsia="Batang" w:hAnsi="Titillium Web"/>
-                <w:sz w:val="22"/>
-                <w:szCs w:val="22"/>
+                <w:sz w:val="20"/>
+                <w:szCs w:val="20"/>
               </w:rPr>
               <w:t>{#items}{desc}</w:t>
             </w:r>
@@ -1639,15 +1590,15 @@
               <w:jc w:val="center"/>
               <w:rPr>
                 <w:rFonts w:ascii="Titillium Web" w:hAnsi="Titillium Web" w:cs="Tahoma"/>
-                <w:sz w:val="22"/>
-                <w:szCs w:val="22"/>
+                <w:sz w:val="20"/>
+                <w:szCs w:val="20"/>
               </w:rPr>
             </w:pPr>
             <w:r>
               <w:rPr>
                 <w:rFonts w:ascii="Titillium Web" w:hAnsi="Titillium Web" w:cs="Tahoma"/>
-                <w:sz w:val="22"/>
-                <w:szCs w:val="22"/>
+                <w:sz w:val="20"/>
+                <w:szCs w:val="20"/>
               </w:rPr>
               <w:t>{cantidad}</w:t>
             </w:r>
@@ -1669,15 +1620,15 @@
               <w:jc w:val="center"/>
               <w:rPr>
                 <w:rFonts w:ascii="Titillium Web" w:hAnsi="Titillium Web" w:cs="Tahoma"/>
-                <w:sz w:val="22"/>
-                <w:szCs w:val="22"/>
+                <w:sz w:val="20"/>
+                <w:szCs w:val="20"/>
               </w:rPr>
             </w:pPr>
             <w:r>
               <w:rPr>
                 <w:rFonts w:ascii="Titillium Web" w:hAnsi="Titillium Web" w:cs="Tahoma"/>
-                <w:sz w:val="22"/>
-                <w:szCs w:val="22"/>
+                <w:sz w:val="20"/>
+                <w:szCs w:val="20"/>
               </w:rPr>
               <w:t>{</w:t>
             </w:r>
@@ -1685,8 +1636,8 @@
             <w:r>
               <w:rPr>
                 <w:rFonts w:ascii="Titillium Web" w:hAnsi="Titillium Web" w:cs="Tahoma"/>
-                <w:sz w:val="22"/>
-                <w:szCs w:val="22"/>
+                <w:sz w:val="20"/>
+                <w:szCs w:val="20"/>
               </w:rPr>
               <w:t>punit</w:t>
             </w:r>
@@ -1694,8 +1645,8 @@
             <w:r>
               <w:rPr>
                 <w:rFonts w:ascii="Titillium Web" w:hAnsi="Titillium Web" w:cs="Tahoma"/>
-                <w:sz w:val="22"/>
-                <w:szCs w:val="22"/>
+                <w:sz w:val="20"/>
+                <w:szCs w:val="20"/>
               </w:rPr>
               <w:t>}</w:t>
             </w:r>
@@ -1716,15 +1667,15 @@
               <w:jc w:val="center"/>
               <w:rPr>
                 <w:rFonts w:ascii="Titillium Web" w:hAnsi="Titillium Web" w:cs="Tahoma"/>
-                <w:sz w:val="22"/>
-                <w:szCs w:val="22"/>
+                <w:sz w:val="20"/>
+                <w:szCs w:val="20"/>
               </w:rPr>
             </w:pPr>
             <w:r>
               <w:rPr>
                 <w:rFonts w:ascii="Titillium Web" w:hAnsi="Titillium Web" w:cs="Tahoma"/>
-                <w:sz w:val="22"/>
-                <w:szCs w:val="22"/>
+                <w:sz w:val="20"/>
+                <w:szCs w:val="20"/>
               </w:rPr>
               <w:t>{</w:t>
             </w:r>
@@ -1732,8 +1683,8 @@
             <w:r>
               <w:rPr>
                 <w:rFonts w:ascii="Titillium Web" w:hAnsi="Titillium Web" w:cs="Tahoma"/>
-                <w:sz w:val="22"/>
-                <w:szCs w:val="22"/>
+                <w:sz w:val="20"/>
+                <w:szCs w:val="20"/>
               </w:rPr>
               <w:t>ptotal</w:t>
             </w:r>
@@ -1741,8 +1692,8 @@
             <w:r>
               <w:rPr>
                 <w:rFonts w:ascii="Titillium Web" w:hAnsi="Titillium Web" w:cs="Tahoma"/>
-                <w:sz w:val="22"/>
-                <w:szCs w:val="22"/>
+                <w:sz w:val="20"/>
+                <w:szCs w:val="20"/>
               </w:rPr>
               <w:t>}{/</w:t>
             </w:r>
@@ -1750,8 +1701,8 @@
             <w:r>
               <w:rPr>
                 <w:rFonts w:ascii="Titillium Web" w:hAnsi="Titillium Web" w:cs="Tahoma"/>
-                <w:sz w:val="22"/>
-                <w:szCs w:val="22"/>
+                <w:sz w:val="20"/>
+                <w:szCs w:val="20"/>
               </w:rPr>
               <w:t>items</w:t>
             </w:r>
@@ -1759,8 +1710,8 @@
             <w:r>
               <w:rPr>
                 <w:rFonts w:ascii="Titillium Web" w:hAnsi="Titillium Web" w:cs="Tahoma"/>
-                <w:sz w:val="22"/>
-                <w:szCs w:val="22"/>
+                <w:sz w:val="20"/>
+                <w:szCs w:val="20"/>
               </w:rPr>
               <w:t>}</w:t>
             </w:r>
@@ -1789,8 +1740,8 @@
                 <w:rFonts w:ascii="Titillium Web" w:hAnsi="Titillium Web" w:cs="Tahoma"/>
                 <w:b/>
                 <w:bCs/>
-                <w:sz w:val="22"/>
-                <w:szCs w:val="22"/>
+                <w:sz w:val="20"/>
+                <w:szCs w:val="20"/>
               </w:rPr>
             </w:pPr>
             <w:r>
@@ -1798,8 +1749,8 @@
                 <w:rFonts w:ascii="Titillium Web" w:hAnsi="Titillium Web" w:cs="Tahoma"/>
                 <w:b/>
                 <w:bCs/>
-                <w:sz w:val="22"/>
-                <w:szCs w:val="22"/>
+                <w:sz w:val="20"/>
+                <w:szCs w:val="20"/>
               </w:rPr>
               <w:t>SUBTOTAL</w:t>
             </w:r>
@@ -1823,8 +1774,8 @@
                 <w:rFonts w:ascii="Titillium Web" w:hAnsi="Titillium Web" w:cs="Tahoma"/>
                 <w:b/>
                 <w:bCs/>
-                <w:sz w:val="22"/>
-                <w:szCs w:val="22"/>
+                <w:sz w:val="20"/>
+                <w:szCs w:val="20"/>
               </w:rPr>
             </w:pPr>
             <w:r>
@@ -1832,8 +1783,8 @@
                 <w:rFonts w:ascii="Titillium Web" w:hAnsi="Titillium Web" w:cs="Tahoma"/>
                 <w:b/>
                 <w:bCs/>
-                <w:sz w:val="22"/>
-                <w:szCs w:val="22"/>
+                <w:sz w:val="20"/>
+                <w:szCs w:val="20"/>
               </w:rPr>
               <w:t>{subtotal}</w:t>
             </w:r>
@@ -1862,8 +1813,8 @@
                 <w:rFonts w:ascii="Titillium Web" w:hAnsi="Titillium Web" w:cs="Tahoma"/>
                 <w:b/>
                 <w:bCs/>
-                <w:sz w:val="22"/>
-                <w:szCs w:val="22"/>
+                <w:sz w:val="20"/>
+                <w:szCs w:val="20"/>
               </w:rPr>
             </w:pPr>
             <w:r>
@@ -1871,9 +1822,10 @@
                 <w:rFonts w:ascii="Titillium Web" w:hAnsi="Titillium Web" w:cs="Tahoma"/>
                 <w:b/>
                 <w:bCs/>
-                <w:sz w:val="22"/>
-                <w:szCs w:val="22"/>
-              </w:rPr>
+                <w:sz w:val="20"/>
+                <w:szCs w:val="20"/>
+              </w:rPr>
+              <w:lastRenderedPageBreak/>
               <w:t>IVA ({</w:t>
             </w:r>
             <w:proofErr w:type="spellStart"/>
@@ -1882,8 +1834,8 @@
                 <w:rFonts w:ascii="Titillium Web" w:hAnsi="Titillium Web" w:cs="Tahoma"/>
                 <w:b/>
                 <w:bCs/>
-                <w:sz w:val="22"/>
-                <w:szCs w:val="22"/>
+                <w:sz w:val="20"/>
+                <w:szCs w:val="20"/>
               </w:rPr>
               <w:t>ivaPct</w:t>
             </w:r>
@@ -1893,8 +1845,8 @@
                 <w:rFonts w:ascii="Titillium Web" w:hAnsi="Titillium Web" w:cs="Tahoma"/>
                 <w:b/>
                 <w:bCs/>
-                <w:sz w:val="22"/>
-                <w:szCs w:val="22"/>
+                <w:sz w:val="20"/>
+                <w:szCs w:val="20"/>
               </w:rPr>
               <w:t>}%)</w:t>
             </w:r>
@@ -1918,8 +1870,8 @@
                 <w:rFonts w:ascii="Titillium Web" w:hAnsi="Titillium Web" w:cs="Tahoma"/>
                 <w:b/>
                 <w:bCs/>
-                <w:sz w:val="22"/>
-                <w:szCs w:val="22"/>
+                <w:sz w:val="20"/>
+                <w:szCs w:val="20"/>
               </w:rPr>
             </w:pPr>
             <w:r>
@@ -1927,8 +1879,8 @@
                 <w:rFonts w:ascii="Titillium Web" w:hAnsi="Titillium Web" w:cs="Tahoma"/>
                 <w:b/>
                 <w:bCs/>
-                <w:sz w:val="22"/>
-                <w:szCs w:val="22"/>
+                <w:sz w:val="20"/>
+                <w:szCs w:val="20"/>
               </w:rPr>
               <w:t>{</w:t>
             </w:r>
@@ -1938,8 +1890,8 @@
                 <w:rFonts w:ascii="Titillium Web" w:hAnsi="Titillium Web" w:cs="Tahoma"/>
                 <w:b/>
                 <w:bCs/>
-                <w:sz w:val="22"/>
-                <w:szCs w:val="22"/>
+                <w:sz w:val="20"/>
+                <w:szCs w:val="20"/>
               </w:rPr>
               <w:t>iva</w:t>
             </w:r>
@@ -1949,8 +1901,8 @@
                 <w:rFonts w:ascii="Titillium Web" w:hAnsi="Titillium Web" w:cs="Tahoma"/>
                 <w:b/>
                 <w:bCs/>
-                <w:sz w:val="22"/>
-                <w:szCs w:val="22"/>
+                <w:sz w:val="20"/>
+                <w:szCs w:val="20"/>
               </w:rPr>
               <w:t>}</w:t>
             </w:r>
@@ -1981,8 +1933,8 @@
                 <w:rFonts w:ascii="Titillium Web" w:hAnsi="Titillium Web" w:cs="Tahoma"/>
                 <w:b/>
                 <w:bCs/>
-                <w:sz w:val="22"/>
-                <w:szCs w:val="22"/>
+                <w:sz w:val="20"/>
+                <w:szCs w:val="20"/>
               </w:rPr>
             </w:pPr>
             <w:r>
@@ -1990,8 +1942,8 @@
                 <w:rFonts w:ascii="Titillium Web" w:hAnsi="Titillium Web" w:cs="Tahoma"/>
                 <w:b/>
                 <w:bCs/>
-                <w:sz w:val="22"/>
-                <w:szCs w:val="22"/>
+                <w:sz w:val="20"/>
+                <w:szCs w:val="20"/>
               </w:rPr>
               <w:t>TOTAL</w:t>
             </w:r>
@@ -2015,8 +1967,8 @@
                 <w:rFonts w:ascii="Titillium Web" w:hAnsi="Titillium Web" w:cs="Tahoma"/>
                 <w:b/>
                 <w:bCs/>
-                <w:sz w:val="22"/>
-                <w:szCs w:val="22"/>
+                <w:sz w:val="20"/>
+                <w:szCs w:val="20"/>
               </w:rPr>
             </w:pPr>
             <w:r>
@@ -2024,8 +1976,8 @@
                 <w:rFonts w:ascii="Titillium Web" w:hAnsi="Titillium Web" w:cs="Tahoma"/>
                 <w:b/>
                 <w:bCs/>
-                <w:sz w:val="22"/>
-                <w:szCs w:val="22"/>
+                <w:sz w:val="20"/>
+                <w:szCs w:val="20"/>
               </w:rPr>
               <w:t>{total}</w:t>
             </w:r>
@@ -2039,8 +1991,8 @@
         <w:rPr>
           <w:rFonts w:ascii="Titillium Web" w:hAnsi="Titillium Web"/>
           <w:bCs/>
-          <w:sz w:val="22"/>
-          <w:szCs w:val="22"/>
+          <w:sz w:val="20"/>
+          <w:szCs w:val="20"/>
         </w:rPr>
       </w:pPr>
     </w:p>
@@ -2050,16 +2002,16 @@
         <w:rPr>
           <w:rFonts w:ascii="Titillium Web" w:hAnsi="Titillium Web"/>
           <w:b/>
-          <w:sz w:val="22"/>
-          <w:szCs w:val="22"/>
+          <w:sz w:val="20"/>
+          <w:szCs w:val="20"/>
         </w:rPr>
       </w:pPr>
       <w:r>
         <w:rPr>
           <w:rFonts w:ascii="Titillium Web" w:hAnsi="Titillium Web"/>
           <w:b/>
-          <w:sz w:val="22"/>
-          <w:szCs w:val="22"/>
+          <w:sz w:val="20"/>
+          <w:szCs w:val="20"/>
         </w:rPr>
         <w:t>CLÁUSULA</w:t>
       </w:r>
@@ -2067,8 +2019,8 @@
         <w:rPr>
           <w:rFonts w:ascii="Titillium Web" w:hAnsi="Titillium Web"/>
           <w:b/>
-          <w:sz w:val="22"/>
-          <w:szCs w:val="22"/>
+          <w:sz w:val="20"/>
+          <w:szCs w:val="20"/>
         </w:rPr>
         <w:t xml:space="preserve"> </w:t>
       </w:r>
@@ -2076,8 +2028,8 @@
         <w:rPr>
           <w:rFonts w:ascii="Titillium Web" w:hAnsi="Titillium Web"/>
           <w:b/>
-          <w:sz w:val="22"/>
-          <w:szCs w:val="22"/>
+          <w:sz w:val="20"/>
+          <w:szCs w:val="20"/>
         </w:rPr>
         <w:t>QUIN</w:t>
       </w:r>
@@ -2085,8 +2037,8 @@
         <w:rPr>
           <w:rFonts w:ascii="Titillium Web" w:hAnsi="Titillium Web"/>
           <w:b/>
-          <w:sz w:val="22"/>
-          <w:szCs w:val="22"/>
+          <w:sz w:val="20"/>
+          <w:szCs w:val="20"/>
         </w:rPr>
         <w:t xml:space="preserve">TA: </w:t>
       </w:r>
@@ -2094,8 +2046,8 @@
         <w:rPr>
           <w:rFonts w:ascii="Titillium Web" w:hAnsi="Titillium Web"/>
           <w:b/>
-          <w:sz w:val="22"/>
-          <w:szCs w:val="22"/>
+          <w:sz w:val="20"/>
+          <w:szCs w:val="20"/>
         </w:rPr>
         <w:t>ACEPTACIÓN</w:t>
       </w:r>
@@ -2106,8 +2058,8 @@
         <w:rPr>
           <w:rFonts w:ascii="Titillium Web" w:hAnsi="Titillium Web"/>
           <w:b/>
-          <w:sz w:val="22"/>
-          <w:szCs w:val="22"/>
+          <w:sz w:val="20"/>
+          <w:szCs w:val="20"/>
         </w:rPr>
       </w:pPr>
     </w:p>
@@ -2116,57 +2068,17 @@
         <w:jc w:val="both"/>
         <w:rPr>
           <w:rFonts w:ascii="Titillium Web" w:hAnsi="Titillium Web"/>
-          <w:sz w:val="22"/>
-          <w:szCs w:val="22"/>
-        </w:rPr>
-      </w:pPr>
-      <w:r>
-        <w:rPr>
-          <w:rFonts w:ascii="Titillium Web" w:hAnsi="Titillium Web"/>
-          <w:sz w:val="22"/>
-          <w:szCs w:val="22"/>
-        </w:rPr>
-        <w:t>Las partes suscribientes</w:t>
-      </w:r>
-      <w:r>
-        <w:rPr>
-          <w:rFonts w:ascii="Titillium Web" w:hAnsi="Titillium Web"/>
-          <w:sz w:val="22"/>
-          <w:szCs w:val="22"/>
-        </w:rPr>
-        <w:t xml:space="preserve"> acepta</w:t>
-      </w:r>
-      <w:r>
-        <w:rPr>
-          <w:rFonts w:ascii="Titillium Web" w:hAnsi="Titillium Web"/>
-          <w:sz w:val="22"/>
-          <w:szCs w:val="22"/>
-        </w:rPr>
-        <w:t>n</w:t>
-      </w:r>
-      <w:r>
-        <w:rPr>
-          <w:rFonts w:ascii="Titillium Web" w:hAnsi="Titillium Web"/>
-          <w:sz w:val="22"/>
-          <w:szCs w:val="22"/>
-        </w:rPr>
-        <w:t xml:space="preserve"> y certifica</w:t>
-      </w:r>
-      <w:r>
-        <w:rPr>
-          <w:rFonts w:ascii="Titillium Web" w:hAnsi="Titillium Web"/>
-          <w:sz w:val="22"/>
-          <w:szCs w:val="22"/>
-        </w:rPr>
-        <w:t>n</w:t>
-      </w:r>
-      <w:r>
-        <w:rPr>
-          <w:rFonts w:ascii="Titillium Web" w:hAnsi="Titillium Web"/>
-          <w:sz w:val="22"/>
-          <w:szCs w:val="22"/>
-        </w:rPr>
-        <w:t xml:space="preserve"> que </w:t>
+          <w:sz w:val="20"/>
+          <w:szCs w:val="20"/>
+        </w:rPr>
+      </w:pPr>
+      <w:r>
+        <w:rPr>
+          <w:rFonts w:ascii="Titillium Web" w:hAnsi="Titillium Web"/>
+          <w:sz w:val="20"/>
+          <w:szCs w:val="20"/>
+        </w:rPr>
+        <w:t xml:space="preserve">Las partes suscribientes aceptan y certifican que </w:t>
       </w:r>
       <w:r>
         <w:rPr>
@@ -2174,84 +2086,75 @@
           <w:bCs/>
           <w:iCs/>
           <w:kern w:val="2"/>
-          <w:sz w:val="22"/>
-          <w:szCs w:val="22"/>
-        </w:rPr>
-        <w:t xml:space="preserve">{elLaProveedor}</w:t>
-      </w:r>
-      <w:r>
-        <w:rPr>
-          <w:rFonts w:ascii="Titillium Web" w:hAnsi="Titillium Web"/>
-          <w:sz w:val="22"/>
-          <w:szCs w:val="22"/>
+          <w:sz w:val="20"/>
+          <w:szCs w:val="20"/>
+        </w:rPr>
+        <w:t>{elLaProveedor}</w:t>
+      </w:r>
+      <w:r>
+        <w:rPr>
+          <w:rFonts w:ascii="Titillium Web" w:hAnsi="Titillium Web"/>
+          <w:sz w:val="20"/>
+          <w:szCs w:val="20"/>
           <w:lang w:val="es-ES"/>
         </w:rPr>
-        <w:t xml:space="preserve"> </w:t>
-      </w:r>
-      <w:r>
-        <w:rPr>
-          <w:rFonts w:ascii="Titillium Web" w:hAnsi="Titillium Web"/>
-          <w:sz w:val="22"/>
-          <w:szCs w:val="22"/>
-          <w:lang w:val="es-ES"/>
-        </w:rPr>
-        <w:t xml:space="preserve">- </w:t>
+        <w:t xml:space="preserve"> - </w:t>
       </w:r>
       <w:r>
         <w:rPr>
           <w:rFonts w:ascii="Titillium Web" w:hAnsi="Titillium Web"/>
           <w:b/>
           <w:bCs/>
-          <w:sz w:val="22"/>
-          <w:szCs w:val="22"/>
+          <w:sz w:val="20"/>
+          <w:szCs w:val="20"/>
         </w:rPr>
         <w:t>{proveedor}</w:t>
       </w:r>
       <w:r>
         <w:rPr>
           <w:rFonts w:ascii="Titillium Web" w:hAnsi="Titillium Web"/>
-          <w:sz w:val="22"/>
-          <w:szCs w:val="22"/>
+          <w:sz w:val="20"/>
+          <w:szCs w:val="20"/>
         </w:rPr>
         <w:t xml:space="preserve"> ha entregado </w:t>
       </w:r>
       <w:r>
         <w:rPr>
           <w:rFonts w:ascii="Titillium Web" w:hAnsi="Titillium Web"/>
-          <w:sz w:val="22"/>
-          <w:szCs w:val="22"/>
-        </w:rPr>
-        <w:t xml:space="preserve">{elLosProducto}</w:t>
-      </w:r>
-      <w:r>
-        <w:rPr>
-          <w:rFonts w:ascii="Titillium Web" w:hAnsi="Titillium Web"/>
-          <w:sz w:val="22"/>
-          <w:szCs w:val="22"/>
+          <w:sz w:val="20"/>
+          <w:szCs w:val="20"/>
+        </w:rPr>
+        <w:t>{elLosProducto}</w:t>
+      </w:r>
+      <w:r>
+        <w:rPr>
+          <w:rFonts w:ascii="Titillium Web" w:hAnsi="Titillium Web"/>
+          <w:sz w:val="20"/>
+          <w:szCs w:val="20"/>
         </w:rPr>
         <w:t xml:space="preserve"> </w:t>
       </w:r>
       <w:r>
         <w:rPr>
           <w:rFonts w:ascii="Titillium Web" w:hAnsi="Titillium Web"/>
-          <w:sz w:val="22"/>
-          <w:szCs w:val="22"/>
+          <w:sz w:val="20"/>
+          <w:szCs w:val="20"/>
         </w:rPr>
         <w:t xml:space="preserve">materia del presente instrumento, en los tiempos establecidos para su efecto y aprueban el </w:t>
       </w:r>
       <w:r>
         <w:rPr>
           <w:rFonts w:ascii="Titillium Web" w:hAnsi="Titillium Web"/>
-          <w:sz w:val="22"/>
-          <w:szCs w:val="22"/>
+          <w:sz w:val="20"/>
+          <w:szCs w:val="20"/>
         </w:rPr>
         <w:t>informe</w:t>
       </w:r>
       <w:r>
         <w:rPr>
           <w:rFonts w:ascii="Titillium Web" w:hAnsi="Titillium Web"/>
-          <w:sz w:val="22"/>
-          <w:szCs w:val="22"/>
+          <w:sz w:val="20"/>
+          <w:szCs w:val="20"/>
         </w:rPr>
         <w:t xml:space="preserve"> en todo su contenido y para constancia y fe de lo estipulado, suscriben en unidad de acto.  </w:t>
       </w:r>
@@ -2262,8 +2165,8 @@
         <w:rPr>
           <w:rFonts w:ascii="Titillium Web" w:hAnsi="Titillium Web"/>
           <w:b/>
-          <w:sz w:val="22"/>
-          <w:szCs w:val="22"/>
+          <w:sz w:val="20"/>
+          <w:szCs w:val="20"/>
         </w:rPr>
       </w:pPr>
     </w:p>
@@ -2281,6 +2184,9 @@
         <w:gridCol w:w="4680"/>
       </w:tblGrid>
       <w:tr>
+        <w:trPr>
+          <w:trHeight w:val="713"/>
+        </w:trPr>
         <w:tc>
           <w:tcPr>
             <w:tcW w:w="4680" w:type="dxa"/>
@@ -2296,15 +2202,15 @@
               <w:jc w:val="center"/>
               <w:rPr>
                 <w:rFonts w:ascii="Titillium Web" w:hAnsi="Titillium Web"/>
-                <w:sz w:val="22"/>
-                <w:szCs w:val="22"/>
+                <w:sz w:val="20"/>
+                <w:szCs w:val="20"/>
               </w:rPr>
             </w:pPr>
             <w:r>
               <w:rPr>
                 <w:rFonts w:ascii="Titillium Web" w:eastAsia="Arial" w:hAnsi="Titillium Web" w:cs="Arial"/>
-                <w:sz w:val="22"/>
-                <w:szCs w:val="22"/>
+                <w:sz w:val="20"/>
+                <w:szCs w:val="20"/>
               </w:rPr>
               <w:t>______________________________</w:t>
             </w:r>
@@ -2316,8 +2222,8 @@
                 <w:rFonts w:ascii="Titillium Web" w:eastAsia="Arial" w:hAnsi="Titillium Web" w:cs="Arial"/>
                 <w:b/>
                 <w:bCs/>
-                <w:sz w:val="22"/>
-                <w:szCs w:val="22"/>
+                <w:sz w:val="20"/>
+                <w:szCs w:val="20"/>
               </w:rPr>
             </w:pPr>
             <w:r>
@@ -2325,8 +2231,8 @@
                 <w:rFonts w:ascii="Titillium Web" w:eastAsia="Arial" w:hAnsi="Titillium Web" w:cs="Arial"/>
                 <w:b/>
                 <w:bCs/>
-                <w:sz w:val="22"/>
-                <w:szCs w:val="22"/>
+                <w:sz w:val="20"/>
+                <w:szCs w:val="20"/>
               </w:rPr>
               <w:t>{jefe}</w:t>
             </w:r>
@@ -2336,24 +2242,24 @@
               <w:jc w:val="center"/>
               <w:rPr>
                 <w:rFonts w:ascii="Titillium Web" w:eastAsia="Arial" w:hAnsi="Titillium Web" w:cs="Arial"/>
-                <w:sz w:val="22"/>
-                <w:szCs w:val="22"/>
+                <w:sz w:val="20"/>
+                <w:szCs w:val="20"/>
               </w:rPr>
             </w:pPr>
             <w:r>
               <w:rPr>
                 <w:rFonts w:ascii="Titillium Web" w:eastAsia="Arial" w:hAnsi="Titillium Web" w:cs="Arial"/>
                 <w:bCs/>
-                <w:sz w:val="22"/>
-                <w:szCs w:val="22"/>
-              </w:rPr>
-              <w:t xml:space="preserve">{AdministradoraAP}</w:t>
+                <w:sz w:val="20"/>
+                <w:szCs w:val="20"/>
+              </w:rPr>
+              <w:t>{AdministradoraAP}</w:t>
             </w:r>
             <w:r>
               <w:rPr>
                 <w:rFonts w:ascii="Titillium Web" w:eastAsia="Arial" w:hAnsi="Titillium Web" w:cs="Arial"/>
-                <w:sz w:val="22"/>
-                <w:szCs w:val="22"/>
+                <w:sz w:val="20"/>
+                <w:szCs w:val="20"/>
               </w:rPr>
               <w:t xml:space="preserve"> del área protegida</w:t>
             </w:r>
@@ -2363,15 +2269,15 @@
               <w:jc w:val="center"/>
               <w:rPr>
                 <w:rFonts w:ascii="Titillium Web" w:hAnsi="Titillium Web"/>
-                <w:sz w:val="22"/>
-                <w:szCs w:val="22"/>
+                <w:sz w:val="20"/>
+                <w:szCs w:val="20"/>
               </w:rPr>
             </w:pPr>
             <w:r>
               <w:rPr>
                 <w:rFonts w:ascii="Titillium Web" w:eastAsia="Arial" w:hAnsi="Titillium Web" w:cs="Arial"/>
-                <w:sz w:val="22"/>
-                <w:szCs w:val="22"/>
+                <w:sz w:val="20"/>
+                <w:szCs w:val="20"/>
               </w:rPr>
               <w:t>Ministerio del Ambiente y Energía</w:t>
             </w:r>
@@ -2392,15 +2298,15 @@
               <w:jc w:val="center"/>
               <w:rPr>
                 <w:rFonts w:ascii="Titillium Web" w:hAnsi="Titillium Web"/>
-                <w:sz w:val="22"/>
-                <w:szCs w:val="22"/>
+                <w:sz w:val="20"/>
+                <w:szCs w:val="20"/>
               </w:rPr>
             </w:pPr>
             <w:r>
               <w:rPr>
                 <w:rFonts w:ascii="Titillium Web" w:eastAsia="Arial" w:hAnsi="Titillium Web" w:cs="Arial"/>
-                <w:sz w:val="22"/>
-                <w:szCs w:val="22"/>
+                <w:sz w:val="20"/>
+                <w:szCs w:val="20"/>
               </w:rPr>
               <w:t>______________________________</w:t>
             </w:r>
@@ -2412,8 +2318,8 @@
                 <w:rFonts w:ascii="Titillium Web" w:eastAsia="Arial" w:hAnsi="Titillium Web" w:cs="Arial"/>
                 <w:b/>
                 <w:bCs/>
-                <w:sz w:val="22"/>
-                <w:szCs w:val="22"/>
+                <w:sz w:val="20"/>
+                <w:szCs w:val="20"/>
               </w:rPr>
             </w:pPr>
             <w:r>
@@ -2421,8 +2327,8 @@
                 <w:rFonts w:ascii="Titillium Web" w:eastAsia="Arial" w:hAnsi="Titillium Web" w:cs="Arial"/>
                 <w:b/>
                 <w:bCs/>
-                <w:sz w:val="22"/>
-                <w:szCs w:val="22"/>
+                <w:sz w:val="20"/>
+                <w:szCs w:val="20"/>
               </w:rPr>
               <w:t>{ac}</w:t>
             </w:r>
@@ -2432,19 +2338,19 @@
               <w:jc w:val="center"/>
               <w:rPr>
                 <w:rFonts w:ascii="Titillium Web" w:eastAsia="Arial" w:hAnsi="Titillium Web" w:cs="Arial"/>
-                <w:sz w:val="22"/>
-                <w:szCs w:val="22"/>
+                <w:sz w:val="20"/>
+                <w:szCs w:val="20"/>
                 <w:lang w:val="es-ES"/>
               </w:rPr>
             </w:pPr>
             <w:r>
               <w:rPr>
                 <w:rFonts w:ascii="Titillium Web" w:eastAsia="Arial" w:hAnsi="Titillium Web" w:cs="Arial"/>
-                <w:sz w:val="22"/>
-                <w:szCs w:val="22"/>
+                <w:sz w:val="20"/>
+                <w:szCs w:val="20"/>
                 <w:lang w:val="es-ES"/>
               </w:rPr>
-              <w:t xml:space="preserve">{AdminContador}</w:t>
+              <w:t>{AdminContador}</w:t>
             </w:r>
           </w:p>
           <w:p>
@@ -2452,75 +2358,28 @@
               <w:jc w:val="center"/>
               <w:rPr>
                 <w:rFonts w:ascii="Titillium Web" w:hAnsi="Titillium Web"/>
-                <w:sz w:val="22"/>
-                <w:szCs w:val="22"/>
+                <w:sz w:val="20"/>
+                <w:szCs w:val="20"/>
               </w:rPr>
             </w:pPr>
             <w:r>
               <w:rPr>
                 <w:rFonts w:ascii="Titillium Web" w:hAnsi="Titillium Web"/>
-                <w:sz w:val="22"/>
-                <w:szCs w:val="22"/>
+                <w:sz w:val="20"/>
+                <w:szCs w:val="20"/>
               </w:rPr>
               <w:t>FIAS</w:t>
             </w:r>
           </w:p>
         </w:tc>
       </w:tr>
-      <w:tr>
-        <w:trPr>
-          <w:trHeight w:val="20"/>
-        </w:trPr>
-        <w:tc>
-          <w:tcPr>
-            <w:tcW w:w="4680" w:type="dxa"/>
-            <w:tcMar>
-              <w:top w:w="360" w:type="dxa"/>
-              <w:left w:w="120" w:type="dxa"/>
-              <w:bottom w:w="200" w:type="dxa"/>
-              <w:right w:w="120" w:type="dxa"/>
-            </w:tcMar>
-          </w:tcPr>
-          <w:p>
-            <w:pPr>
-              <w:jc w:val="center"/>
-              <w:rPr>
-                <w:rFonts w:ascii="Titillium Web" w:eastAsia="Arial" w:hAnsi="Titillium Web" w:cs="Arial"/>
-                <w:sz w:val="22"/>
-                <w:szCs w:val="22"/>
-              </w:rPr>
-            </w:pPr>
-          </w:p>
-        </w:tc>
-        <w:tc>
-          <w:tcPr>
-            <w:tcW w:w="4680" w:type="dxa"/>
-            <w:tcMar>
-              <w:top w:w="360" w:type="dxa"/>
-              <w:left w:w="120" w:type="dxa"/>
-              <w:bottom w:w="200" w:type="dxa"/>
-              <w:right w:w="120" w:type="dxa"/>
-            </w:tcMar>
-          </w:tcPr>
-          <w:p>
-            <w:pPr>
-              <w:jc w:val="center"/>
-              <w:rPr>
-                <w:rFonts w:ascii="Titillium Web" w:hAnsi="Titillium Web"/>
-                <w:sz w:val="22"/>
-                <w:szCs w:val="22"/>
-              </w:rPr>
-            </w:pPr>
-          </w:p>
-        </w:tc>
-      </w:tr>
     </w:tbl>
     <w:p>
       <w:pPr>
         <w:rPr>
           <w:rFonts w:ascii="Titillium Web" w:hAnsi="Titillium Web"/>
-          <w:sz w:val="22"/>
-          <w:szCs w:val="22"/>
+          <w:sz w:val="20"/>
+          <w:szCs w:val="20"/>
           <w:lang w:val="es-ES"/>
         </w:rPr>
       </w:pPr>
@@ -2741,16 +2600,16 @@
             </w:tabs>
             <w:rPr>
               <w:rFonts w:ascii="Titillium Web" w:hAnsi="Titillium Web" w:cs="Arial"/>
-              <w:sz w:val="18"/>
-              <w:szCs w:val="18"/>
+              <w:sz w:val="20"/>
+              <w:szCs w:val="20"/>
               <w:lang w:eastAsia="es-ES"/>
             </w:rPr>
           </w:pPr>
           <w:r>
             <w:rPr>
               <w:rFonts w:ascii="Titillium Web" w:hAnsi="Titillium Web" w:cs="Arial"/>
-              <w:sz w:val="18"/>
-              <w:szCs w:val="18"/>
+              <w:sz w:val="20"/>
+              <w:szCs w:val="20"/>
               <w:lang w:eastAsia="es-ES"/>
             </w:rPr>
             <w:t>Código: FAP-2026-0</w:t>
@@ -2758,8 +2617,8 @@
           <w:r>
             <w:rPr>
               <w:rFonts w:ascii="Titillium Web" w:hAnsi="Titillium Web" w:cs="Arial"/>
-              <w:sz w:val="18"/>
-              <w:szCs w:val="18"/>
+              <w:sz w:val="20"/>
+              <w:szCs w:val="20"/>
               <w:lang w:eastAsia="es-ES"/>
             </w:rPr>
             <w:t>8</w:t>
@@ -2841,37 +2700,19 @@
             </w:tabs>
             <w:rPr>
               <w:rFonts w:ascii="Titillium Web" w:hAnsi="Titillium Web" w:cs="Arial"/>
-              <w:sz w:val="18"/>
-              <w:szCs w:val="18"/>
+              <w:sz w:val="20"/>
+              <w:szCs w:val="20"/>
               <w:lang w:val="en-US" w:eastAsia="es-ES"/>
             </w:rPr>
           </w:pPr>
           <w:r>
             <w:rPr>
               <w:rFonts w:ascii="Titillium Web" w:hAnsi="Titillium Web" w:cs="Arial"/>
-              <w:sz w:val="18"/>
-              <w:szCs w:val="18"/>
+              <w:sz w:val="20"/>
+              <w:szCs w:val="20"/>
               <w:lang w:val="es-MX" w:eastAsia="es-ES"/>
             </w:rPr>
-            <w:t xml:space="preserve">Fecha: </w:t>
-          </w:r>
-          <w:r>
-            <w:rPr>
-              <w:rFonts w:ascii="Titillium Web" w:hAnsi="Titillium Web" w:cs="Arial"/>
-              <w:sz w:val="18"/>
-              <w:szCs w:val="18"/>
-              <w:lang w:val="es-MX" w:eastAsia="es-ES"/>
-            </w:rPr>
-            <w:t>8</w:t>
-          </w:r>
-          <w:r>
-            <w:rPr>
-              <w:rFonts w:ascii="Titillium Web" w:hAnsi="Titillium Web" w:cs="Arial"/>
-              <w:sz w:val="18"/>
-              <w:szCs w:val="18"/>
-              <w:lang w:val="es-MX" w:eastAsia="es-ES"/>
-            </w:rPr>
-            <w:t>/6/2026</w:t>
+            <w:t>Fecha: 8/6/2026</w:t>
           </w:r>
         </w:p>
       </w:tc>
@@ -3968,6 +3809,7 @@
     <w:sig w:usb0="00000000" w:usb1="10000000" w:usb2="00000000" w:usb3="00000000" w:csb0="80000000" w:csb1="00000000"/>
   </w:font>
   <w:font w:name="Garamond">
+    <w:altName w:val="Cambria"/>
     <w:panose1 w:val="02020404030301010803"/>
     <w:charset w:val="00"/>
     <w:family w:val="roman"/>
@@ -4075,8 +3917,10 @@
     <w:rsid w:val="00251E32"/>
     <w:rsid w:val="002839D1"/>
     <w:rsid w:val="002B7414"/>
+    <w:rsid w:val="00433CDE"/>
     <w:rsid w:val="004C4E4D"/>
     <w:rsid w:val="004D584C"/>
+    <w:rsid w:val="005A295E"/>
     <w:rsid w:val="005F0E17"/>
     <w:rsid w:val="005F6C07"/>
     <w:rsid w:val="0068550E"/>
@@ -4086,6 +3930,7 @@
     <w:rsid w:val="00A8355C"/>
     <w:rsid w:val="00B22C24"/>
     <w:rsid w:val="00BA28FD"/>
+    <w:rsid w:val="00C3068A"/>
     <w:rsid w:val="00E8505F"/>
   </w:rsids>
   <m:mathPr>
@@ -4547,14 +4392,6 @@
       <w:color w:val="666666"/>
     </w:rPr>
   </w:style>
-  <w:style w:type="paragraph" w:customStyle="1" w:styleId="F2F22D5AE5774736B0BB0D571041A1B2">
-    <w:name w:val="F2F22D5AE5774736B0BB0D571041A1B2"/>
-    <w:rsid w:val="00087D98"/>
-  </w:style>
-  <w:style w:type="paragraph" w:customStyle="1" w:styleId="F7559A7869934A37947B20E12A74493A">
-    <w:name w:val="F7559A7869934A37947B20E12A74493A"/>
-    <w:rsid w:val="00087D98"/>
-  </w:style>
 </w:styles>
 </file>
 
